--- a/klagomål/A 22542-2026 FSC-klagomål.docx
+++ b/klagomål/A 22542-2026 FSC-klagomål.docx
@@ -843,7 +843,7 @@
     <w:r>
       <w:tab/>
       <w:tab/>
-      <w:t>2026-05-16</w:t>
+      <w:t>2026-05-17</w:t>
       <w:br/>
       <w:br/>
     </w:r>

--- a/klagomål/A 22542-2026 FSC-klagomål.docx
+++ b/klagomål/A 22542-2026 FSC-klagomål.docx
@@ -843,7 +843,7 @@
     <w:r>
       <w:tab/>
       <w:tab/>
-      <w:t>2026-05-17</w:t>
+      <w:t>2026-05-18</w:t>
       <w:br/>
       <w:br/>
     </w:r>

--- a/klagomål/A 22542-2026 FSC-klagomål.docx
+++ b/klagomål/A 22542-2026 FSC-klagomål.docx
@@ -843,7 +843,7 @@
     <w:r>
       <w:tab/>
       <w:tab/>
-      <w:t>2026-05-18</w:t>
+      <w:t>2026-05-19</w:t>
       <w:br/>
       <w:br/>
     </w:r>

--- a/klagomål/A 22542-2026 FSC-klagomål.docx
+++ b/klagomål/A 22542-2026 FSC-klagomål.docx
@@ -843,7 +843,7 @@
     <w:r>
       <w:tab/>
       <w:tab/>
-      <w:t>2026-05-19</w:t>
+      <w:t>2026-05-20</w:t>
       <w:br/>
       <w:br/>
     </w:r>

--- a/klagomål/A 22542-2026 FSC-klagomål.docx
+++ b/klagomål/A 22542-2026 FSC-klagomål.docx
@@ -843,7 +843,7 @@
     <w:r>
       <w:tab/>
       <w:tab/>
-      <w:t>2026-05-20</w:t>
+      <w:t>2026-05-21</w:t>
       <w:br/>
       <w:br/>
     </w:r>

--- a/klagomål/A 22542-2026 FSC-klagomål.docx
+++ b/klagomål/A 22542-2026 FSC-klagomål.docx
@@ -843,7 +843,7 @@
     <w:r>
       <w:tab/>
       <w:tab/>
-      <w:t>2026-05-21</w:t>
+      <w:t>2026-05-22</w:t>
       <w:br/>
       <w:br/>
     </w:r>

--- a/klagomål/A 22542-2026 FSC-klagomål.docx
+++ b/klagomål/A 22542-2026 FSC-klagomål.docx
@@ -843,7 +843,7 @@
     <w:r>
       <w:tab/>
       <w:tab/>
-      <w:t>2026-05-22</w:t>
+      <w:t>2026-05-23</w:t>
       <w:br/>
       <w:br/>
     </w:r>

--- a/klagomål/A 22542-2026 FSC-klagomål.docx
+++ b/klagomål/A 22542-2026 FSC-klagomål.docx
@@ -843,7 +843,7 @@
     <w:r>
       <w:tab/>
       <w:tab/>
-      <w:t>2026-05-23</w:t>
+      <w:t>2026-05-24</w:t>
       <w:br/>
       <w:br/>
     </w:r>

--- a/klagomål/A 22542-2026 FSC-klagomål.docx
+++ b/klagomål/A 22542-2026 FSC-klagomål.docx
@@ -843,7 +843,7 @@
     <w:r>
       <w:tab/>
       <w:tab/>
-      <w:t>2026-05-24</w:t>
+      <w:t>2026-05-25</w:t>
       <w:br/>
       <w:br/>
     </w:r>

--- a/klagomål/A 22542-2026 FSC-klagomål.docx
+++ b/klagomål/A 22542-2026 FSC-klagomål.docx
@@ -843,7 +843,7 @@
     <w:r>
       <w:tab/>
       <w:tab/>
-      <w:t>2026-05-25</w:t>
+      <w:t>2026-05-26</w:t>
       <w:br/>
       <w:br/>
     </w:r>

--- a/klagomål/A 22542-2026 FSC-klagomål.docx
+++ b/klagomål/A 22542-2026 FSC-klagomål.docx
@@ -843,7 +843,7 @@
     <w:r>
       <w:tab/>
       <w:tab/>
-      <w:t>2026-05-26</w:t>
+      <w:t>2026-05-27</w:t>
       <w:br/>
       <w:br/>
     </w:r>

--- a/klagomål/A 22542-2026 FSC-klagomål.docx
+++ b/klagomål/A 22542-2026 FSC-klagomål.docx
@@ -843,7 +843,7 @@
     <w:r>
       <w:tab/>
       <w:tab/>
-      <w:t>2026-05-27</w:t>
+      <w:t>2026-05-28</w:t>
       <w:br/>
       <w:br/>
     </w:r>

--- a/klagomål/A 22542-2026 FSC-klagomål.docx
+++ b/klagomål/A 22542-2026 FSC-klagomål.docx
@@ -843,7 +843,7 @@
     <w:r>
       <w:tab/>
       <w:tab/>
-      <w:t>2026-05-28</w:t>
+      <w:t>2026-05-29</w:t>
       <w:br/>
       <w:br/>
     </w:r>

--- a/klagomål/A 22542-2026 FSC-klagomål.docx
+++ b/klagomål/A 22542-2026 FSC-klagomål.docx
@@ -843,7 +843,7 @@
     <w:r>
       <w:tab/>
       <w:tab/>
-      <w:t>2026-05-29</w:t>
+      <w:t>2026-05-30</w:t>
       <w:br/>
       <w:br/>
     </w:r>

--- a/klagomål/A 22542-2026 FSC-klagomål.docx
+++ b/klagomål/A 22542-2026 FSC-klagomål.docx
@@ -843,7 +843,7 @@
     <w:r>
       <w:tab/>
       <w:tab/>
-      <w:t>2026-05-30</w:t>
+      <w:t>2026-05-31</w:t>
       <w:br/>
       <w:br/>
     </w:r>

--- a/klagomål/A 22542-2026 FSC-klagomål.docx
+++ b/klagomål/A 22542-2026 FSC-klagomål.docx
@@ -843,7 +843,7 @@
     <w:r>
       <w:tab/>
       <w:tab/>
-      <w:t>2026-05-31</w:t>
+      <w:t>2026-06-01</w:t>
       <w:br/>
       <w:br/>
     </w:r>

--- a/klagomål/A 22542-2026 FSC-klagomål.docx
+++ b/klagomål/A 22542-2026 FSC-klagomål.docx
@@ -843,7 +843,7 @@
     <w:r>
       <w:tab/>
       <w:tab/>
-      <w:t>2026-06-01</w:t>
+      <w:t>2026-06-02</w:t>
       <w:br/>
       <w:br/>
     </w:r>

--- a/klagomål/A 22542-2026 FSC-klagomål.docx
+++ b/klagomål/A 22542-2026 FSC-klagomål.docx
@@ -843,7 +843,7 @@
     <w:r>
       <w:tab/>
       <w:tab/>
-      <w:t>2026-06-02</w:t>
+      <w:t>2026-06-03</w:t>
       <w:br/>
       <w:br/>
     </w:r>

--- a/klagomål/A 22542-2026 FSC-klagomål.docx
+++ b/klagomål/A 22542-2026 FSC-klagomål.docx
@@ -843,7 +843,7 @@
     <w:r>
       <w:tab/>
       <w:tab/>
-      <w:t>2026-06-03</w:t>
+      <w:t>2026-06-04</w:t>
       <w:br/>
       <w:br/>
     </w:r>

--- a/klagomål/A 22542-2026 FSC-klagomål.docx
+++ b/klagomål/A 22542-2026 FSC-klagomål.docx
@@ -843,7 +843,7 @@
     <w:r>
       <w:tab/>
       <w:tab/>
-      <w:t>2026-06-04</w:t>
+      <w:t>2026-06-05</w:t>
       <w:br/>
       <w:br/>
     </w:r>

--- a/klagomål/A 22542-2026 FSC-klagomål.docx
+++ b/klagomål/A 22542-2026 FSC-klagomål.docx
@@ -843,7 +843,7 @@
     <w:r>
       <w:tab/>
       <w:tab/>
-      <w:t>2026-06-05</w:t>
+      <w:t>2026-06-06</w:t>
       <w:br/>
       <w:br/>
     </w:r>

--- a/klagomål/A 22542-2026 FSC-klagomål.docx
+++ b/klagomål/A 22542-2026 FSC-klagomål.docx
@@ -843,7 +843,7 @@
     <w:r>
       <w:tab/>
       <w:tab/>
-      <w:t>2026-06-06</w:t>
+      <w:t>2026-06-07</w:t>
       <w:br/>
       <w:br/>
     </w:r>

--- a/klagomål/A 22542-2026 FSC-klagomål.docx
+++ b/klagomål/A 22542-2026 FSC-klagomål.docx
@@ -843,7 +843,7 @@
     <w:r>
       <w:tab/>
       <w:tab/>
-      <w:t>2026-06-07</w:t>
+      <w:t>2026-06-08</w:t>
       <w:br/>
       <w:br/>
     </w:r>

--- a/klagomål/A 22542-2026 FSC-klagomål.docx
+++ b/klagomål/A 22542-2026 FSC-klagomål.docx
@@ -843,7 +843,7 @@
     <w:r>
       <w:tab/>
       <w:tab/>
-      <w:t>2026-06-08</w:t>
+      <w:t>2026-06-09</w:t>
       <w:br/>
       <w:br/>
     </w:r>

--- a/klagomål/A 22542-2026 FSC-klagomål.docx
+++ b/klagomål/A 22542-2026 FSC-klagomål.docx
@@ -843,7 +843,7 @@
     <w:r>
       <w:tab/>
       <w:tab/>
-      <w:t>2026-06-09</w:t>
+      <w:t>2026-06-10</w:t>
       <w:br/>
       <w:br/>
     </w:r>

--- a/klagomål/A 22542-2026 FSC-klagomål.docx
+++ b/klagomål/A 22542-2026 FSC-klagomål.docx
@@ -843,7 +843,7 @@
     <w:r>
       <w:tab/>
       <w:tab/>
-      <w:t>2026-06-10</w:t>
+      <w:t>2026-06-11</w:t>
       <w:br/>
       <w:br/>
     </w:r>

--- a/klagomål/A 22542-2026 FSC-klagomål.docx
+++ b/klagomål/A 22542-2026 FSC-klagomål.docx
@@ -843,7 +843,7 @@
     <w:r>
       <w:tab/>
       <w:tab/>
-      <w:t>2026-06-11</w:t>
+      <w:t>2026-06-12</w:t>
       <w:br/>
       <w:br/>
     </w:r>

--- a/klagomål/A 22542-2026 FSC-klagomål.docx
+++ b/klagomål/A 22542-2026 FSC-klagomål.docx
@@ -843,7 +843,7 @@
     <w:r>
       <w:tab/>
       <w:tab/>
-      <w:t>2026-06-12</w:t>
+      <w:t>2026-06-13</w:t>
       <w:br/>
       <w:br/>
     </w:r>

--- a/klagomål/A 22542-2026 FSC-klagomål.docx
+++ b/klagomål/A 22542-2026 FSC-klagomål.docx
@@ -843,7 +843,7 @@
     <w:r>
       <w:tab/>
       <w:tab/>
-      <w:t>2026-06-13</w:t>
+      <w:t>2026-06-14</w:t>
       <w:br/>
       <w:br/>
     </w:r>

--- a/klagomål/A 22542-2026 FSC-klagomål.docx
+++ b/klagomål/A 22542-2026 FSC-klagomål.docx
@@ -843,7 +843,7 @@
     <w:r>
       <w:tab/>
       <w:tab/>
-      <w:t>2026-06-15</w:t>
+      <w:t>2026-06-16</w:t>
       <w:br/>
       <w:br/>
     </w:r>

--- a/klagomål/A 22542-2026 FSC-klagomål.docx
+++ b/klagomål/A 22542-2026 FSC-klagomål.docx
@@ -843,7 +843,7 @@
     <w:r>
       <w:tab/>
       <w:tab/>
-      <w:t>2026-06-16</w:t>
+      <w:t>2026-06-17</w:t>
       <w:br/>
       <w:br/>
     </w:r>

--- a/klagomål/A 22542-2026 FSC-klagomål.docx
+++ b/klagomål/A 22542-2026 FSC-klagomål.docx
@@ -1,6 +1,6 @@
 
 <file path=word/document.xml><?xml version="1.0" encoding="utf-8"?>
-<w:document xmlns:wpc="http://schemas.microsoft.com/office/word/2010/wordprocessingCanvas" xmlns:cx="http://schemas.microsoft.com/office/drawing/2014/chartex" xmlns:cx1="http://schemas.microsoft.com/office/drawing/2015/9/8/chartex" xmlns:cx2="http://schemas.microsoft.com/office/drawing/2015/10/21/chartex" xmlns:cx3="http://schemas.microsoft.com/office/drawing/2016/5/9/chartex" xmlns:cx4="http://schemas.microsoft.com/office/drawing/2016/5/10/chartex" xmlns:cx5="http://schemas.microsoft.com/office/drawing/2016/5/11/chartex" xmlns:cx6="http://schemas.microsoft.com/office/drawing/2016/5/12/chartex" xmlns:cx7="http://schemas.microsoft.com/office/drawing/2016/5/13/chartex" xmlns:cx8="http://schemas.microsoft.com/office/drawing/2016/5/14/chartex" xmlns:mc="http://schemas.openxmlformats.org/markup-compatibility/2006" xmlns:aink="http://schemas.microsoft.com/office/drawing/2016/ink" xmlns:am3d="http://schemas.microsoft.com/office/drawing/2017/model3d" xmlns:o="urn:schemas-microsoft-com:office:office" xmlns:oel="http://schemas.microsoft.com/office/2019/extlst" xmlns:r="http://schemas.openxmlformats.org/officeDocument/2006/relationships" xmlns:m="http://schemas.openxmlformats.org/officeDocument/2006/math" xmlns:v="urn:schemas-microsoft-com:vml" xmlns:wp14="http://schemas.microsoft.com/office/word/2010/wordprocessingDrawing" xmlns:wp="http://schemas.openxmlformats.org/drawingml/2006/wordprocessingDrawing" xmlns:w10="urn:schemas-microsoft-com:office:word" xmlns:w="http://schemas.openxmlformats.org/wordprocessingml/2006/main" xmlns:w14="http://schemas.microsoft.com/office/word/2010/wordml" xmlns:w15="http://schemas.microsoft.com/office/word/2012/wordml" xmlns:w16cex="http://schemas.microsoft.com/office/word/2018/wordml/cex" xmlns:w16cid="http://schemas.microsoft.com/office/word/2016/wordml/cid" xmlns:w16="http://schemas.microsoft.com/office/word/2018/wordml" xmlns:w16sdtdh="http://schemas.microsoft.com/office/word/2020/wordml/sdtdatahash" xmlns:w16se="http://schemas.microsoft.com/office/word/2015/wordml/symex" xmlns:wpg="http://schemas.microsoft.com/office/word/2010/wordprocessingGroup" xmlns:wpi="http://schemas.microsoft.com/office/word/2010/wordprocessingInk" xmlns:wne="http://schemas.microsoft.com/office/word/2006/wordml" xmlns:wps="http://schemas.microsoft.com/office/word/2010/wordprocessingShape" mc:Ignorable="w14 w15 w16se w16cid w16 w16cex w16sdtdh wp14">
+<w:document xmlns:wpc="http://schemas.microsoft.com/office/word/2010/wordprocessingCanvas" xmlns:cx="http://schemas.microsoft.com/office/drawing/2014/chartex" xmlns:cx1="http://schemas.microsoft.com/office/drawing/2015/9/8/chartex" xmlns:cx2="http://schemas.microsoft.com/office/drawing/2015/10/21/chartex" xmlns:cx3="http://schemas.microsoft.com/office/drawing/2016/5/9/chartex" xmlns:cx4="http://schemas.microsoft.com/office/drawing/2016/5/10/chartex" xmlns:cx5="http://schemas.microsoft.com/office/drawing/2016/5/11/chartex" xmlns:cx6="http://schemas.microsoft.com/office/drawing/2016/5/12/chartex" xmlns:cx7="http://schemas.microsoft.com/office/drawing/2016/5/13/chartex" xmlns:cx8="http://schemas.microsoft.com/office/drawing/2016/5/14/chartex" xmlns:mc="http://schemas.openxmlformats.org/markup-compatibility/2006" xmlns:aink="http://schemas.microsoft.com/office/drawing/2016/ink" xmlns:am3d="http://schemas.microsoft.com/office/drawing/2017/model3d" xmlns:o="urn:schemas-microsoft-com:office:office" xmlns:oel="http://schemas.microsoft.com/office/2019/extlst" xmlns:r="http://schemas.openxmlformats.org/officeDocument/2006/relationships" xmlns:m="http://schemas.openxmlformats.org/officeDocument/2006/math" xmlns:v="urn:schemas-microsoft-com:vml" xmlns:wp14="http://schemas.microsoft.com/office/word/2010/wordprocessingDrawing" xmlns:wp="http://schemas.openxmlformats.org/drawingml/2006/wordprocessingDrawing" xmlns:w10="urn:schemas-microsoft-com:office:word" xmlns:w="http://schemas.openxmlformats.org/wordprocessingml/2006/main" xmlns:w14="http://schemas.microsoft.com/office/word/2010/wordml" xmlns:w15="http://schemas.microsoft.com/office/word/2012/wordml" xmlns:w16cex="http://schemas.microsoft.com/office/word/2018/wordml/cex" xmlns:w16cid="http://schemas.microsoft.com/office/word/2016/wordml/cid" xmlns:w16="http://schemas.microsoft.com/office/word/2018/wordml" xmlns:w16du="http://schemas.microsoft.com/office/word/2023/wordml/word16du" xmlns:w16sdtdh="http://schemas.microsoft.com/office/word/2020/wordml/sdtdatahash" xmlns:w16sdtfl="http://schemas.microsoft.com/office/word/2024/wordml/sdtformatlock" xmlns:w16se="http://schemas.microsoft.com/office/word/2015/wordml/symex" xmlns:wpg="http://schemas.microsoft.com/office/word/2010/wordprocessingGroup" xmlns:wpi="http://schemas.microsoft.com/office/word/2010/wordprocessingInk" xmlns:wne="http://schemas.microsoft.com/office/word/2006/wordml" xmlns:wps="http://schemas.microsoft.com/office/word/2010/wordprocessingShape" mc:Ignorable="w14 w15 w16se w16cid w16 w16cex w16sdtdh w16sdtfl w16du wp14">
   <w:body>
     <w:p>
       <w:r>
@@ -168,7 +168,7 @@
     </w:p>
     <w:p>
       <w:r>
-        <w:t>Detta dokument behandlar höga naturvärden i avverkningsanmälan A 22542-2026 i Högsby kommun. Denna avverkningsanmälan inkom 2026-05-13 11:59:36 och omfattar 1,0 ha.</w:t>
+        <w:t>Detta dokument behandlar höga naturvärden i avverkningsanmälan A 22542-2026 i Högsby kommun som inkom 2026-05-13 och omfattar 1,0 ha.</w:t>
       </w:r>
     </w:p>
     <w:p>
@@ -191,12 +191,15 @@
     </w:p>
     <w:p>
       <w:r>
-        <w:t>I avverkningsanmälan har följande 1 naturvårdsarter hittats: talltita (NT, §4). Av dessa är 1 rödlistade. För rödlistade arter har rödlistekategorin angivits inom parentes. För fridlysta arter anges även paragrafen i Artskyddsförordningen som arten är fridlyst enligt.</w:t>
+        <w:t>I och inom 23 meter från avverkningsanmälan har följande 3 naturvårdsarter hittats: svartoxe (EN), talltita (NT, §4) och kärrviol (T). Av dessa är 2 rödlistade. För rödlistade arter har rödlistekategorin angivits inom parentes. Typiska arter inom Natura 2000 som är kopplade till skogsekosystem har markerats med (T). För fridlysta arter anges även paragrafen i Artskyddsförordningen som arten är fridlyst enligt.</w:t>
       </w:r>
     </w:p>
     <w:p>
       <w:r>
-        <w:t>De påträffade naturvårdsarterna är ett tydligt kvitto på att detta rör sig om en skog med höga naturvärden. I Figur 1 visas en karta över det avverkningsanmälda området, där samtliga fyndplatser för naturvårdsarter som finns registrerade på Artportalen har markerats.</w:t>
+        <w:t>De påträffade naturvårdsarterna är ett tydligt kvitto på att det rör sig om en skog med höga naturvärden.</w:t>
+      </w:r>
+      <w:r>
+        <w:t xml:space="preserve"> I Figur 1 visas fyndplatser för naturvårdsarter i området, som finns registrerade på Artportalen.</w:t>
       </w:r>
     </w:p>
     <w:p>
@@ -206,7 +209,7 @@
       <w:r>
         <w:drawing>
           <wp:inline xmlns:a="http://schemas.openxmlformats.org/drawingml/2006/main" xmlns:pic="http://schemas.openxmlformats.org/drawingml/2006/picture">
-            <wp:extent cx="5486400" cy="4686941"/>
+            <wp:extent cx="5486400" cy="4612951"/>
             <wp:docPr id="1" name="Picture 1"/>
             <wp:cNvGraphicFramePr>
               <a:graphicFrameLocks noChangeAspect="1"/>
@@ -227,7 +230,7 @@
                   <pic:spPr>
                     <a:xfrm>
                       <a:off x="0" y="0"/>
-                      <a:ext cx="5486400" cy="4686941"/>
+                      <a:ext cx="5486400" cy="4612951"/>
                     </a:xfrm>
                     <a:prstGeom prst="rect"/>
                   </pic:spPr>
@@ -241,14 +244,15 @@
     <w:p>
       <w:pPr>
         <w:pStyle w:val="Caption"/>
+        <w:spacing w:after="240"/>
       </w:pPr>
       <w:r>
-        <w:t>Figur 1. Fyndplatser för naturvårdsarter i det avverkningsanmälda området (röd linje). Markörer utan svart kant är placerade på fyndplatsen. Markörer med svart kant är placerade vid sidan av fyndplatsen och har ett svart streck som visar fyndplatsens exakta position. Kartans mittpunktskoordinat är N 6337563, E 555498 i SWEREF 99 TM.</w:t>
+        <w:t>Figur 1. Fyndplatser för naturvårdsarter i och inom 23 meter från avverkningsanmälan (röd linje). Markörer utan svart kant är placerade på fyndplatsen. Markörer med svart kant är placerade vid sidan av fyndplatsen och har ett svart streck som visar fyndplatsens exakta position. Kartans mittpunktskoordinat är N 6337563, E 555498 i SWEREF 99 TM.</w:t>
       </w:r>
     </w:p>
     <w:p>
       <w:pPr>
-        <w:pStyle w:val="Heading1"/>
+        <w:pStyle w:val="Heading2"/>
       </w:pPr>
       <w:r>
         <w:t>Fridlysta arter</w:t>
@@ -287,6 +291,54 @@
     <w:p>
       <w:r>
         <w:t>I BILAGA 1 finns mer detaljerad information om ekologi samt krav på livsmiljö hos fridlysta arter.</w:t>
+      </w:r>
+    </w:p>
+    <w:p>
+      <w:pPr>
+        <w:pStyle w:val="Heading2"/>
+      </w:pPr>
+      <w:r>
+        <w:t>Övriga naturvårdsarter</w:t>
+      </w:r>
+    </w:p>
+    <w:p>
+      <w:r>
+        <w:rPr>
+          <w:b/>
+        </w:rPr>
+        <w:t xml:space="preserve">Kärrviol </w:t>
+      </w:r>
+      <w:r>
+        <w:t xml:space="preserve">är typisk art för </w:t>
+      </w:r>
+      <w:r>
+        <w:rPr>
+          <w:i/>
+        </w:rPr>
+        <w:t xml:space="preserve">9740 Skogsbevuxen myr </w:t>
+      </w:r>
+      <w:r>
+        <w:t>och</w:t>
+      </w:r>
+      <w:r>
+        <w:rPr>
+          <w:i/>
+        </w:rPr>
+        <w:t xml:space="preserve"> 6450 Svämängar </w:t>
+      </w:r>
+      <w:r>
+        <w:t>(SLU Artdatabanken, 2025).</w:t>
+      </w:r>
+    </w:p>
+    <w:p>
+      <w:r>
+        <w:rPr>
+          <w:b/>
+        </w:rPr>
+        <w:t>Svartoxe (EN)</w:t>
+      </w:r>
+      <w:r>
+        <w:t xml:space="preserve"> är en starkt hotad skalbagge som är bunden till lågor av grova dimensioner i täta naturskogar. Den omfattas av ett åtgärdsprogram för hotade arter (ÅGP) och är globalt rödlistad som nära notad (NT) vilket innebär att Sverige har ett internationellt ansvar för arten. Eftersom svartoxen är mycket svår att gynna via normala hänsynstaganden i skogsbruket bör istället bildande av naturreservat vara det lämpligaste instrumentet att bevara den utanför redan fredade områden. I några fall kan nyckelbiotoper fortfarande hysa arten. I så fall bör ett större område avsättas som skyddskappa runt området, och reservatsbildning övervägas (SLU Artdatabanken, 2024; IUCN, 2010; Hedin, 2010).</w:t>
       </w:r>
     </w:p>
     <w:p>
@@ -395,7 +447,7 @@
         <w:rPr>
           <w:i/>
         </w:rPr>
-        <w:t>I det avverkningsanmälda skogsområdet har 1 naturvårdsarter varav 1 rödlistade arter sina livsmiljöer och växtplatser.</w:t>
+        <w:t>I det avverkningsanmälda skogsområdet har 3 naturvårdsarter varav 2 rödlistade arter sina livsmiljöer och växtplatser.</w:t>
       </w:r>
     </w:p>
     <w:p>
@@ -733,7 +785,7 @@
 </file>
 
 <file path=word/endnotes.xml><?xml version="1.0" encoding="utf-8"?>
-<w:endnotes xmlns:wpc="http://schemas.microsoft.com/office/word/2010/wordprocessingCanvas" xmlns:cx="http://schemas.microsoft.com/office/drawing/2014/chartex" xmlns:cx1="http://schemas.microsoft.com/office/drawing/2015/9/8/chartex" xmlns:cx2="http://schemas.microsoft.com/office/drawing/2015/10/21/chartex" xmlns:cx3="http://schemas.microsoft.com/office/drawing/2016/5/9/chartex" xmlns:cx4="http://schemas.microsoft.com/office/drawing/2016/5/10/chartex" xmlns:cx5="http://schemas.microsoft.com/office/drawing/2016/5/11/chartex" xmlns:cx6="http://schemas.microsoft.com/office/drawing/2016/5/12/chartex" xmlns:cx7="http://schemas.microsoft.com/office/drawing/2016/5/13/chartex" xmlns:cx8="http://schemas.microsoft.com/office/drawing/2016/5/14/chartex" xmlns:mc="http://schemas.openxmlformats.org/markup-compatibility/2006" xmlns:aink="http://schemas.microsoft.com/office/drawing/2016/ink" xmlns:am3d="http://schemas.microsoft.com/office/drawing/2017/model3d" xmlns:o="urn:schemas-microsoft-com:office:office" xmlns:oel="http://schemas.microsoft.com/office/2019/extlst" xmlns:r="http://schemas.openxmlformats.org/officeDocument/2006/relationships" xmlns:m="http://schemas.openxmlformats.org/officeDocument/2006/math" xmlns:v="urn:schemas-microsoft-com:vml" xmlns:wp14="http://schemas.microsoft.com/office/word/2010/wordprocessingDrawing" xmlns:wp="http://schemas.openxmlformats.org/drawingml/2006/wordprocessingDrawing" xmlns:w10="urn:schemas-microsoft-com:office:word" xmlns:w="http://schemas.openxmlformats.org/wordprocessingml/2006/main" xmlns:w14="http://schemas.microsoft.com/office/word/2010/wordml" xmlns:w15="http://schemas.microsoft.com/office/word/2012/wordml" xmlns:w16cex="http://schemas.microsoft.com/office/word/2018/wordml/cex" xmlns:w16cid="http://schemas.microsoft.com/office/word/2016/wordml/cid" xmlns:w16="http://schemas.microsoft.com/office/word/2018/wordml" xmlns:w16sdtdh="http://schemas.microsoft.com/office/word/2020/wordml/sdtdatahash" xmlns:w16se="http://schemas.microsoft.com/office/word/2015/wordml/symex" xmlns:wpg="http://schemas.microsoft.com/office/word/2010/wordprocessingGroup" xmlns:wpi="http://schemas.microsoft.com/office/word/2010/wordprocessingInk" xmlns:wne="http://schemas.microsoft.com/office/word/2006/wordml" xmlns:wps="http://schemas.microsoft.com/office/word/2010/wordprocessingShape" mc:Ignorable="w14 w15 w16se w16cid w16 w16cex w16sdtdh wp14">
+<w:endnotes xmlns:wpc="http://schemas.microsoft.com/office/word/2010/wordprocessingCanvas" xmlns:cx="http://schemas.microsoft.com/office/drawing/2014/chartex" xmlns:cx1="http://schemas.microsoft.com/office/drawing/2015/9/8/chartex" xmlns:cx2="http://schemas.microsoft.com/office/drawing/2015/10/21/chartex" xmlns:cx3="http://schemas.microsoft.com/office/drawing/2016/5/9/chartex" xmlns:cx4="http://schemas.microsoft.com/office/drawing/2016/5/10/chartex" xmlns:cx5="http://schemas.microsoft.com/office/drawing/2016/5/11/chartex" xmlns:cx6="http://schemas.microsoft.com/office/drawing/2016/5/12/chartex" xmlns:cx7="http://schemas.microsoft.com/office/drawing/2016/5/13/chartex" xmlns:cx8="http://schemas.microsoft.com/office/drawing/2016/5/14/chartex" xmlns:mc="http://schemas.openxmlformats.org/markup-compatibility/2006" xmlns:aink="http://schemas.microsoft.com/office/drawing/2016/ink" xmlns:am3d="http://schemas.microsoft.com/office/drawing/2017/model3d" xmlns:o="urn:schemas-microsoft-com:office:office" xmlns:oel="http://schemas.microsoft.com/office/2019/extlst" xmlns:r="http://schemas.openxmlformats.org/officeDocument/2006/relationships" xmlns:m="http://schemas.openxmlformats.org/officeDocument/2006/math" xmlns:v="urn:schemas-microsoft-com:vml" xmlns:wp14="http://schemas.microsoft.com/office/word/2010/wordprocessingDrawing" xmlns:wp="http://schemas.openxmlformats.org/drawingml/2006/wordprocessingDrawing" xmlns:w10="urn:schemas-microsoft-com:office:word" xmlns:w="http://schemas.openxmlformats.org/wordprocessingml/2006/main" xmlns:w14="http://schemas.microsoft.com/office/word/2010/wordml" xmlns:w15="http://schemas.microsoft.com/office/word/2012/wordml" xmlns:w16cex="http://schemas.microsoft.com/office/word/2018/wordml/cex" xmlns:w16cid="http://schemas.microsoft.com/office/word/2016/wordml/cid" xmlns:w16="http://schemas.microsoft.com/office/word/2018/wordml" xmlns:w16du="http://schemas.microsoft.com/office/word/2023/wordml/word16du" xmlns:w16sdtdh="http://schemas.microsoft.com/office/word/2020/wordml/sdtdatahash" xmlns:w16sdtfl="http://schemas.microsoft.com/office/word/2024/wordml/sdtformatlock" xmlns:w16se="http://schemas.microsoft.com/office/word/2015/wordml/symex" xmlns:wpg="http://schemas.microsoft.com/office/word/2010/wordprocessingGroup" xmlns:wpi="http://schemas.microsoft.com/office/word/2010/wordprocessingInk" xmlns:wne="http://schemas.microsoft.com/office/word/2006/wordml" xmlns:wps="http://schemas.microsoft.com/office/word/2010/wordprocessingShape" mc:Ignorable="w14 w15 w16se w16cid w16 w16cex w16sdtdh w16sdtfl w16du wp14">
   <w:endnote w:type="separator" w:id="-1">
     <w:p>
       <w:pPr>
@@ -758,7 +810,7 @@
 </file>
 
 <file path=word/footer1.xml><?xml version="1.0" encoding="utf-8"?>
-<w:ftr xmlns:wpc="http://schemas.microsoft.com/office/word/2010/wordprocessingCanvas" xmlns:cx="http://schemas.microsoft.com/office/drawing/2014/chartex" xmlns:cx1="http://schemas.microsoft.com/office/drawing/2015/9/8/chartex" xmlns:cx2="http://schemas.microsoft.com/office/drawing/2015/10/21/chartex" xmlns:cx3="http://schemas.microsoft.com/office/drawing/2016/5/9/chartex" xmlns:cx4="http://schemas.microsoft.com/office/drawing/2016/5/10/chartex" xmlns:cx5="http://schemas.microsoft.com/office/drawing/2016/5/11/chartex" xmlns:cx6="http://schemas.microsoft.com/office/drawing/2016/5/12/chartex" xmlns:cx7="http://schemas.microsoft.com/office/drawing/2016/5/13/chartex" xmlns:cx8="http://schemas.microsoft.com/office/drawing/2016/5/14/chartex" xmlns:mc="http://schemas.openxmlformats.org/markup-compatibility/2006" xmlns:aink="http://schemas.microsoft.com/office/drawing/2016/ink" xmlns:am3d="http://schemas.microsoft.com/office/drawing/2017/model3d" xmlns:o="urn:schemas-microsoft-com:office:office" xmlns:oel="http://schemas.microsoft.com/office/2019/extlst" xmlns:r="http://schemas.openxmlformats.org/officeDocument/2006/relationships" xmlns:m="http://schemas.openxmlformats.org/officeDocument/2006/math" xmlns:v="urn:schemas-microsoft-com:vml" xmlns:wp14="http://schemas.microsoft.com/office/word/2010/wordprocessingDrawing" xmlns:wp="http://schemas.openxmlformats.org/drawingml/2006/wordprocessingDrawing" xmlns:w10="urn:schemas-microsoft-com:office:word" xmlns:w="http://schemas.openxmlformats.org/wordprocessingml/2006/main" xmlns:w14="http://schemas.microsoft.com/office/word/2010/wordml" xmlns:w15="http://schemas.microsoft.com/office/word/2012/wordml" xmlns:w16cex="http://schemas.microsoft.com/office/word/2018/wordml/cex" xmlns:w16cid="http://schemas.microsoft.com/office/word/2016/wordml/cid" xmlns:w16="http://schemas.microsoft.com/office/word/2018/wordml" xmlns:w16sdtdh="http://schemas.microsoft.com/office/word/2020/wordml/sdtdatahash" xmlns:w16se="http://schemas.microsoft.com/office/word/2015/wordml/symex" xmlns:wpg="http://schemas.microsoft.com/office/word/2010/wordprocessingGroup" xmlns:wpi="http://schemas.microsoft.com/office/word/2010/wordprocessingInk" xmlns:wne="http://schemas.microsoft.com/office/word/2006/wordml" xmlns:wps="http://schemas.microsoft.com/office/word/2010/wordprocessingShape" mc:Ignorable="w14 w15 w16se w16cid w16 w16cex w16sdtdh wp14">
+<w:ftr xmlns:wpc="http://schemas.microsoft.com/office/word/2010/wordprocessingCanvas" xmlns:cx="http://schemas.microsoft.com/office/drawing/2014/chartex" xmlns:cx1="http://schemas.microsoft.com/office/drawing/2015/9/8/chartex" xmlns:cx2="http://schemas.microsoft.com/office/drawing/2015/10/21/chartex" xmlns:cx3="http://schemas.microsoft.com/office/drawing/2016/5/9/chartex" xmlns:cx4="http://schemas.microsoft.com/office/drawing/2016/5/10/chartex" xmlns:cx5="http://schemas.microsoft.com/office/drawing/2016/5/11/chartex" xmlns:cx6="http://schemas.microsoft.com/office/drawing/2016/5/12/chartex" xmlns:cx7="http://schemas.microsoft.com/office/drawing/2016/5/13/chartex" xmlns:cx8="http://schemas.microsoft.com/office/drawing/2016/5/14/chartex" xmlns:mc="http://schemas.openxmlformats.org/markup-compatibility/2006" xmlns:aink="http://schemas.microsoft.com/office/drawing/2016/ink" xmlns:am3d="http://schemas.microsoft.com/office/drawing/2017/model3d" xmlns:o="urn:schemas-microsoft-com:office:office" xmlns:oel="http://schemas.microsoft.com/office/2019/extlst" xmlns:r="http://schemas.openxmlformats.org/officeDocument/2006/relationships" xmlns:m="http://schemas.openxmlformats.org/officeDocument/2006/math" xmlns:v="urn:schemas-microsoft-com:vml" xmlns:wp14="http://schemas.microsoft.com/office/word/2010/wordprocessingDrawing" xmlns:wp="http://schemas.openxmlformats.org/drawingml/2006/wordprocessingDrawing" xmlns:w10="urn:schemas-microsoft-com:office:word" xmlns:w="http://schemas.openxmlformats.org/wordprocessingml/2006/main" xmlns:w14="http://schemas.microsoft.com/office/word/2010/wordml" xmlns:w15="http://schemas.microsoft.com/office/word/2012/wordml" xmlns:w16cex="http://schemas.microsoft.com/office/word/2018/wordml/cex" xmlns:w16cid="http://schemas.microsoft.com/office/word/2016/wordml/cid" xmlns:w16="http://schemas.microsoft.com/office/word/2018/wordml" xmlns:w16du="http://schemas.microsoft.com/office/word/2023/wordml/word16du" xmlns:w16sdtdh="http://schemas.microsoft.com/office/word/2020/wordml/sdtdatahash" xmlns:w16sdtfl="http://schemas.microsoft.com/office/word/2024/wordml/sdtformatlock" xmlns:w16se="http://schemas.microsoft.com/office/word/2015/wordml/symex" xmlns:wpg="http://schemas.microsoft.com/office/word/2010/wordprocessingGroup" xmlns:wpi="http://schemas.microsoft.com/office/word/2010/wordprocessingInk" xmlns:wne="http://schemas.microsoft.com/office/word/2006/wordml" xmlns:wps="http://schemas.microsoft.com/office/word/2010/wordprocessingShape" mc:Ignorable="w14 w15 w16se w16cid w16 w16cex w16sdtdh w16sdtfl w16du wp14">
   <w:p>
     <w:pPr>
       <w:pStyle w:val="Footer"/>
@@ -768,7 +820,7 @@
 </file>
 
 <file path=word/footer2.xml><?xml version="1.0" encoding="utf-8"?>
-<w:ftr xmlns:wpc="http://schemas.microsoft.com/office/word/2010/wordprocessingCanvas" xmlns:cx="http://schemas.microsoft.com/office/drawing/2014/chartex" xmlns:cx1="http://schemas.microsoft.com/office/drawing/2015/9/8/chartex" xmlns:cx2="http://schemas.microsoft.com/office/drawing/2015/10/21/chartex" xmlns:cx3="http://schemas.microsoft.com/office/drawing/2016/5/9/chartex" xmlns:cx4="http://schemas.microsoft.com/office/drawing/2016/5/10/chartex" xmlns:cx5="http://schemas.microsoft.com/office/drawing/2016/5/11/chartex" xmlns:cx6="http://schemas.microsoft.com/office/drawing/2016/5/12/chartex" xmlns:cx7="http://schemas.microsoft.com/office/drawing/2016/5/13/chartex" xmlns:cx8="http://schemas.microsoft.com/office/drawing/2016/5/14/chartex" xmlns:mc="http://schemas.openxmlformats.org/markup-compatibility/2006" xmlns:aink="http://schemas.microsoft.com/office/drawing/2016/ink" xmlns:am3d="http://schemas.microsoft.com/office/drawing/2017/model3d" xmlns:o="urn:schemas-microsoft-com:office:office" xmlns:oel="http://schemas.microsoft.com/office/2019/extlst" xmlns:r="http://schemas.openxmlformats.org/officeDocument/2006/relationships" xmlns:m="http://schemas.openxmlformats.org/officeDocument/2006/math" xmlns:v="urn:schemas-microsoft-com:vml" xmlns:wp14="http://schemas.microsoft.com/office/word/2010/wordprocessingDrawing" xmlns:wp="http://schemas.openxmlformats.org/drawingml/2006/wordprocessingDrawing" xmlns:w10="urn:schemas-microsoft-com:office:word" xmlns:w="http://schemas.openxmlformats.org/wordprocessingml/2006/main" xmlns:w14="http://schemas.microsoft.com/office/word/2010/wordml" xmlns:w15="http://schemas.microsoft.com/office/word/2012/wordml" xmlns:w16cex="http://schemas.microsoft.com/office/word/2018/wordml/cex" xmlns:w16cid="http://schemas.microsoft.com/office/word/2016/wordml/cid" xmlns:w16="http://schemas.microsoft.com/office/word/2018/wordml" xmlns:w16sdtdh="http://schemas.microsoft.com/office/word/2020/wordml/sdtdatahash" xmlns:w16se="http://schemas.microsoft.com/office/word/2015/wordml/symex" xmlns:wpg="http://schemas.microsoft.com/office/word/2010/wordprocessingGroup" xmlns:wpi="http://schemas.microsoft.com/office/word/2010/wordprocessingInk" xmlns:wne="http://schemas.microsoft.com/office/word/2006/wordml" xmlns:wps="http://schemas.microsoft.com/office/word/2010/wordprocessingShape" mc:Ignorable="w14 w15 w16se w16cid w16 w16cex w16sdtdh wp14">
+<w:ftr xmlns:wpc="http://schemas.microsoft.com/office/word/2010/wordprocessingCanvas" xmlns:cx="http://schemas.microsoft.com/office/drawing/2014/chartex" xmlns:cx1="http://schemas.microsoft.com/office/drawing/2015/9/8/chartex" xmlns:cx2="http://schemas.microsoft.com/office/drawing/2015/10/21/chartex" xmlns:cx3="http://schemas.microsoft.com/office/drawing/2016/5/9/chartex" xmlns:cx4="http://schemas.microsoft.com/office/drawing/2016/5/10/chartex" xmlns:cx5="http://schemas.microsoft.com/office/drawing/2016/5/11/chartex" xmlns:cx6="http://schemas.microsoft.com/office/drawing/2016/5/12/chartex" xmlns:cx7="http://schemas.microsoft.com/office/drawing/2016/5/13/chartex" xmlns:cx8="http://schemas.microsoft.com/office/drawing/2016/5/14/chartex" xmlns:mc="http://schemas.openxmlformats.org/markup-compatibility/2006" xmlns:aink="http://schemas.microsoft.com/office/drawing/2016/ink" xmlns:am3d="http://schemas.microsoft.com/office/drawing/2017/model3d" xmlns:o="urn:schemas-microsoft-com:office:office" xmlns:oel="http://schemas.microsoft.com/office/2019/extlst" xmlns:r="http://schemas.openxmlformats.org/officeDocument/2006/relationships" xmlns:m="http://schemas.openxmlformats.org/officeDocument/2006/math" xmlns:v="urn:schemas-microsoft-com:vml" xmlns:wp14="http://schemas.microsoft.com/office/word/2010/wordprocessingDrawing" xmlns:wp="http://schemas.openxmlformats.org/drawingml/2006/wordprocessingDrawing" xmlns:w10="urn:schemas-microsoft-com:office:word" xmlns:w="http://schemas.openxmlformats.org/wordprocessingml/2006/main" xmlns:w14="http://schemas.microsoft.com/office/word/2010/wordml" xmlns:w15="http://schemas.microsoft.com/office/word/2012/wordml" xmlns:w16cex="http://schemas.microsoft.com/office/word/2018/wordml/cex" xmlns:w16cid="http://schemas.microsoft.com/office/word/2016/wordml/cid" xmlns:w16="http://schemas.microsoft.com/office/word/2018/wordml" xmlns:w16du="http://schemas.microsoft.com/office/word/2023/wordml/word16du" xmlns:w16sdtdh="http://schemas.microsoft.com/office/word/2020/wordml/sdtdatahash" xmlns:w16sdtfl="http://schemas.microsoft.com/office/word/2024/wordml/sdtformatlock" xmlns:w16se="http://schemas.microsoft.com/office/word/2015/wordml/symex" xmlns:wpg="http://schemas.microsoft.com/office/word/2010/wordprocessingGroup" xmlns:wpi="http://schemas.microsoft.com/office/word/2010/wordprocessingInk" xmlns:wne="http://schemas.microsoft.com/office/word/2006/wordml" xmlns:wps="http://schemas.microsoft.com/office/word/2010/wordprocessingShape" mc:Ignorable="w14 w15 w16se w16cid w16 w16cex w16sdtdh w16sdtfl w16du wp14">
   <w:p>
     <w:pPr>
       <w:pStyle w:val="Footer"/>
@@ -778,7 +830,7 @@
 </file>
 
 <file path=word/footer3.xml><?xml version="1.0" encoding="utf-8"?>
-<w:ftr xmlns:wpc="http://schemas.microsoft.com/office/word/2010/wordprocessingCanvas" xmlns:cx="http://schemas.microsoft.com/office/drawing/2014/chartex" xmlns:cx1="http://schemas.microsoft.com/office/drawing/2015/9/8/chartex" xmlns:cx2="http://schemas.microsoft.com/office/drawing/2015/10/21/chartex" xmlns:cx3="http://schemas.microsoft.com/office/drawing/2016/5/9/chartex" xmlns:cx4="http://schemas.microsoft.com/office/drawing/2016/5/10/chartex" xmlns:cx5="http://schemas.microsoft.com/office/drawing/2016/5/11/chartex" xmlns:cx6="http://schemas.microsoft.com/office/drawing/2016/5/12/chartex" xmlns:cx7="http://schemas.microsoft.com/office/drawing/2016/5/13/chartex" xmlns:cx8="http://schemas.microsoft.com/office/drawing/2016/5/14/chartex" xmlns:mc="http://schemas.openxmlformats.org/markup-compatibility/2006" xmlns:aink="http://schemas.microsoft.com/office/drawing/2016/ink" xmlns:am3d="http://schemas.microsoft.com/office/drawing/2017/model3d" xmlns:o="urn:schemas-microsoft-com:office:office" xmlns:oel="http://schemas.microsoft.com/office/2019/extlst" xmlns:r="http://schemas.openxmlformats.org/officeDocument/2006/relationships" xmlns:m="http://schemas.openxmlformats.org/officeDocument/2006/math" xmlns:v="urn:schemas-microsoft-com:vml" xmlns:wp14="http://schemas.microsoft.com/office/word/2010/wordprocessingDrawing" xmlns:wp="http://schemas.openxmlformats.org/drawingml/2006/wordprocessingDrawing" xmlns:w10="urn:schemas-microsoft-com:office:word" xmlns:w="http://schemas.openxmlformats.org/wordprocessingml/2006/main" xmlns:w14="http://schemas.microsoft.com/office/word/2010/wordml" xmlns:w15="http://schemas.microsoft.com/office/word/2012/wordml" xmlns:w16cex="http://schemas.microsoft.com/office/word/2018/wordml/cex" xmlns:w16cid="http://schemas.microsoft.com/office/word/2016/wordml/cid" xmlns:w16="http://schemas.microsoft.com/office/word/2018/wordml" xmlns:w16sdtdh="http://schemas.microsoft.com/office/word/2020/wordml/sdtdatahash" xmlns:w16se="http://schemas.microsoft.com/office/word/2015/wordml/symex" xmlns:wpg="http://schemas.microsoft.com/office/word/2010/wordprocessingGroup" xmlns:wpi="http://schemas.microsoft.com/office/word/2010/wordprocessingInk" xmlns:wne="http://schemas.microsoft.com/office/word/2006/wordml" xmlns:wps="http://schemas.microsoft.com/office/word/2010/wordprocessingShape" mc:Ignorable="w14 w15 w16se w16cid w16 w16cex w16sdtdh wp14">
+<w:ftr xmlns:wpc="http://schemas.microsoft.com/office/word/2010/wordprocessingCanvas" xmlns:cx="http://schemas.microsoft.com/office/drawing/2014/chartex" xmlns:cx1="http://schemas.microsoft.com/office/drawing/2015/9/8/chartex" xmlns:cx2="http://schemas.microsoft.com/office/drawing/2015/10/21/chartex" xmlns:cx3="http://schemas.microsoft.com/office/drawing/2016/5/9/chartex" xmlns:cx4="http://schemas.microsoft.com/office/drawing/2016/5/10/chartex" xmlns:cx5="http://schemas.microsoft.com/office/drawing/2016/5/11/chartex" xmlns:cx6="http://schemas.microsoft.com/office/drawing/2016/5/12/chartex" xmlns:cx7="http://schemas.microsoft.com/office/drawing/2016/5/13/chartex" xmlns:cx8="http://schemas.microsoft.com/office/drawing/2016/5/14/chartex" xmlns:mc="http://schemas.openxmlformats.org/markup-compatibility/2006" xmlns:aink="http://schemas.microsoft.com/office/drawing/2016/ink" xmlns:am3d="http://schemas.microsoft.com/office/drawing/2017/model3d" xmlns:o="urn:schemas-microsoft-com:office:office" xmlns:oel="http://schemas.microsoft.com/office/2019/extlst" xmlns:r="http://schemas.openxmlformats.org/officeDocument/2006/relationships" xmlns:m="http://schemas.openxmlformats.org/officeDocument/2006/math" xmlns:v="urn:schemas-microsoft-com:vml" xmlns:wp14="http://schemas.microsoft.com/office/word/2010/wordprocessingDrawing" xmlns:wp="http://schemas.openxmlformats.org/drawingml/2006/wordprocessingDrawing" xmlns:w10="urn:schemas-microsoft-com:office:word" xmlns:w="http://schemas.openxmlformats.org/wordprocessingml/2006/main" xmlns:w14="http://schemas.microsoft.com/office/word/2010/wordml" xmlns:w15="http://schemas.microsoft.com/office/word/2012/wordml" xmlns:w16cex="http://schemas.microsoft.com/office/word/2018/wordml/cex" xmlns:w16cid="http://schemas.microsoft.com/office/word/2016/wordml/cid" xmlns:w16="http://schemas.microsoft.com/office/word/2018/wordml" xmlns:w16du="http://schemas.microsoft.com/office/word/2023/wordml/word16du" xmlns:w16sdtdh="http://schemas.microsoft.com/office/word/2020/wordml/sdtdatahash" xmlns:w16sdtfl="http://schemas.microsoft.com/office/word/2024/wordml/sdtformatlock" xmlns:w16se="http://schemas.microsoft.com/office/word/2015/wordml/symex" xmlns:wpg="http://schemas.microsoft.com/office/word/2010/wordprocessingGroup" xmlns:wpi="http://schemas.microsoft.com/office/word/2010/wordprocessingInk" xmlns:wne="http://schemas.microsoft.com/office/word/2006/wordml" xmlns:wps="http://schemas.microsoft.com/office/word/2010/wordprocessingShape" mc:Ignorable="w14 w15 w16se w16cid w16 w16cex w16sdtdh w16sdtfl w16du wp14">
   <w:p>
     <w:pPr>
       <w:pStyle w:val="Footer"/>
@@ -788,7 +840,7 @@
 </file>
 
 <file path=word/footnotes.xml><?xml version="1.0" encoding="utf-8"?>
-<w:footnotes xmlns:wpc="http://schemas.microsoft.com/office/word/2010/wordprocessingCanvas" xmlns:cx="http://schemas.microsoft.com/office/drawing/2014/chartex" xmlns:cx1="http://schemas.microsoft.com/office/drawing/2015/9/8/chartex" xmlns:cx2="http://schemas.microsoft.com/office/drawing/2015/10/21/chartex" xmlns:cx3="http://schemas.microsoft.com/office/drawing/2016/5/9/chartex" xmlns:cx4="http://schemas.microsoft.com/office/drawing/2016/5/10/chartex" xmlns:cx5="http://schemas.microsoft.com/office/drawing/2016/5/11/chartex" xmlns:cx6="http://schemas.microsoft.com/office/drawing/2016/5/12/chartex" xmlns:cx7="http://schemas.microsoft.com/office/drawing/2016/5/13/chartex" xmlns:cx8="http://schemas.microsoft.com/office/drawing/2016/5/14/chartex" xmlns:mc="http://schemas.openxmlformats.org/markup-compatibility/2006" xmlns:aink="http://schemas.microsoft.com/office/drawing/2016/ink" xmlns:am3d="http://schemas.microsoft.com/office/drawing/2017/model3d" xmlns:o="urn:schemas-microsoft-com:office:office" xmlns:oel="http://schemas.microsoft.com/office/2019/extlst" xmlns:r="http://schemas.openxmlformats.org/officeDocument/2006/relationships" xmlns:m="http://schemas.openxmlformats.org/officeDocument/2006/math" xmlns:v="urn:schemas-microsoft-com:vml" xmlns:wp14="http://schemas.microsoft.com/office/word/2010/wordprocessingDrawing" xmlns:wp="http://schemas.openxmlformats.org/drawingml/2006/wordprocessingDrawing" xmlns:w10="urn:schemas-microsoft-com:office:word" xmlns:w="http://schemas.openxmlformats.org/wordprocessingml/2006/main" xmlns:w14="http://schemas.microsoft.com/office/word/2010/wordml" xmlns:w15="http://schemas.microsoft.com/office/word/2012/wordml" xmlns:w16cex="http://schemas.microsoft.com/office/word/2018/wordml/cex" xmlns:w16cid="http://schemas.microsoft.com/office/word/2016/wordml/cid" xmlns:w16="http://schemas.microsoft.com/office/word/2018/wordml" xmlns:w16sdtdh="http://schemas.microsoft.com/office/word/2020/wordml/sdtdatahash" xmlns:w16se="http://schemas.microsoft.com/office/word/2015/wordml/symex" xmlns:wpg="http://schemas.microsoft.com/office/word/2010/wordprocessingGroup" xmlns:wpi="http://schemas.microsoft.com/office/word/2010/wordprocessingInk" xmlns:wne="http://schemas.microsoft.com/office/word/2006/wordml" xmlns:wps="http://schemas.microsoft.com/office/word/2010/wordprocessingShape" mc:Ignorable="w14 w15 w16se w16cid w16 w16cex w16sdtdh wp14">
+<w:footnotes xmlns:wpc="http://schemas.microsoft.com/office/word/2010/wordprocessingCanvas" xmlns:cx="http://schemas.microsoft.com/office/drawing/2014/chartex" xmlns:cx1="http://schemas.microsoft.com/office/drawing/2015/9/8/chartex" xmlns:cx2="http://schemas.microsoft.com/office/drawing/2015/10/21/chartex" xmlns:cx3="http://schemas.microsoft.com/office/drawing/2016/5/9/chartex" xmlns:cx4="http://schemas.microsoft.com/office/drawing/2016/5/10/chartex" xmlns:cx5="http://schemas.microsoft.com/office/drawing/2016/5/11/chartex" xmlns:cx6="http://schemas.microsoft.com/office/drawing/2016/5/12/chartex" xmlns:cx7="http://schemas.microsoft.com/office/drawing/2016/5/13/chartex" xmlns:cx8="http://schemas.microsoft.com/office/drawing/2016/5/14/chartex" xmlns:mc="http://schemas.openxmlformats.org/markup-compatibility/2006" xmlns:aink="http://schemas.microsoft.com/office/drawing/2016/ink" xmlns:am3d="http://schemas.microsoft.com/office/drawing/2017/model3d" xmlns:o="urn:schemas-microsoft-com:office:office" xmlns:oel="http://schemas.microsoft.com/office/2019/extlst" xmlns:r="http://schemas.openxmlformats.org/officeDocument/2006/relationships" xmlns:m="http://schemas.openxmlformats.org/officeDocument/2006/math" xmlns:v="urn:schemas-microsoft-com:vml" xmlns:wp14="http://schemas.microsoft.com/office/word/2010/wordprocessingDrawing" xmlns:wp="http://schemas.openxmlformats.org/drawingml/2006/wordprocessingDrawing" xmlns:w10="urn:schemas-microsoft-com:office:word" xmlns:w="http://schemas.openxmlformats.org/wordprocessingml/2006/main" xmlns:w14="http://schemas.microsoft.com/office/word/2010/wordml" xmlns:w15="http://schemas.microsoft.com/office/word/2012/wordml" xmlns:w16cex="http://schemas.microsoft.com/office/word/2018/wordml/cex" xmlns:w16cid="http://schemas.microsoft.com/office/word/2016/wordml/cid" xmlns:w16="http://schemas.microsoft.com/office/word/2018/wordml" xmlns:w16du="http://schemas.microsoft.com/office/word/2023/wordml/word16du" xmlns:w16sdtdh="http://schemas.microsoft.com/office/word/2020/wordml/sdtdatahash" xmlns:w16sdtfl="http://schemas.microsoft.com/office/word/2024/wordml/sdtformatlock" xmlns:w16se="http://schemas.microsoft.com/office/word/2015/wordml/symex" xmlns:wpg="http://schemas.microsoft.com/office/word/2010/wordprocessingGroup" xmlns:wpi="http://schemas.microsoft.com/office/word/2010/wordprocessingInk" xmlns:wne="http://schemas.microsoft.com/office/word/2006/wordml" xmlns:wps="http://schemas.microsoft.com/office/word/2010/wordprocessingShape" mc:Ignorable="w14 w15 w16se w16cid w16 w16cex w16sdtdh w16sdtfl w16du wp14">
   <w:footnote w:type="separator" w:id="-1">
     <w:p>
       <w:pPr>
@@ -813,7 +865,7 @@
 </file>
 
 <file path=word/header1.xml><?xml version="1.0" encoding="utf-8"?>
-<w:hdr xmlns:wpc="http://schemas.microsoft.com/office/word/2010/wordprocessingCanvas" xmlns:cx="http://schemas.microsoft.com/office/drawing/2014/chartex" xmlns:cx1="http://schemas.microsoft.com/office/drawing/2015/9/8/chartex" xmlns:cx2="http://schemas.microsoft.com/office/drawing/2015/10/21/chartex" xmlns:cx3="http://schemas.microsoft.com/office/drawing/2016/5/9/chartex" xmlns:cx4="http://schemas.microsoft.com/office/drawing/2016/5/10/chartex" xmlns:cx5="http://schemas.microsoft.com/office/drawing/2016/5/11/chartex" xmlns:cx6="http://schemas.microsoft.com/office/drawing/2016/5/12/chartex" xmlns:cx7="http://schemas.microsoft.com/office/drawing/2016/5/13/chartex" xmlns:cx8="http://schemas.microsoft.com/office/drawing/2016/5/14/chartex" xmlns:mc="http://schemas.openxmlformats.org/markup-compatibility/2006" xmlns:aink="http://schemas.microsoft.com/office/drawing/2016/ink" xmlns:am3d="http://schemas.microsoft.com/office/drawing/2017/model3d" xmlns:o="urn:schemas-microsoft-com:office:office" xmlns:oel="http://schemas.microsoft.com/office/2019/extlst" xmlns:r="http://schemas.openxmlformats.org/officeDocument/2006/relationships" xmlns:m="http://schemas.openxmlformats.org/officeDocument/2006/math" xmlns:v="urn:schemas-microsoft-com:vml" xmlns:wp14="http://schemas.microsoft.com/office/word/2010/wordprocessingDrawing" xmlns:wp="http://schemas.openxmlformats.org/drawingml/2006/wordprocessingDrawing" xmlns:w10="urn:schemas-microsoft-com:office:word" xmlns:w="http://schemas.openxmlformats.org/wordprocessingml/2006/main" xmlns:w14="http://schemas.microsoft.com/office/word/2010/wordml" xmlns:w15="http://schemas.microsoft.com/office/word/2012/wordml" xmlns:w16cex="http://schemas.microsoft.com/office/word/2018/wordml/cex" xmlns:w16cid="http://schemas.microsoft.com/office/word/2016/wordml/cid" xmlns:w16="http://schemas.microsoft.com/office/word/2018/wordml" xmlns:w16sdtdh="http://schemas.microsoft.com/office/word/2020/wordml/sdtdatahash" xmlns:w16se="http://schemas.microsoft.com/office/word/2015/wordml/symex" xmlns:wpg="http://schemas.microsoft.com/office/word/2010/wordprocessingGroup" xmlns:wpi="http://schemas.microsoft.com/office/word/2010/wordprocessingInk" xmlns:wne="http://schemas.microsoft.com/office/word/2006/wordml" xmlns:wps="http://schemas.microsoft.com/office/word/2010/wordprocessingShape" mc:Ignorable="w14 w15 w16se w16cid w16 w16cex w16sdtdh wp14">
+<w:hdr xmlns:wpc="http://schemas.microsoft.com/office/word/2010/wordprocessingCanvas" xmlns:cx="http://schemas.microsoft.com/office/drawing/2014/chartex" xmlns:cx1="http://schemas.microsoft.com/office/drawing/2015/9/8/chartex" xmlns:cx2="http://schemas.microsoft.com/office/drawing/2015/10/21/chartex" xmlns:cx3="http://schemas.microsoft.com/office/drawing/2016/5/9/chartex" xmlns:cx4="http://schemas.microsoft.com/office/drawing/2016/5/10/chartex" xmlns:cx5="http://schemas.microsoft.com/office/drawing/2016/5/11/chartex" xmlns:cx6="http://schemas.microsoft.com/office/drawing/2016/5/12/chartex" xmlns:cx7="http://schemas.microsoft.com/office/drawing/2016/5/13/chartex" xmlns:cx8="http://schemas.microsoft.com/office/drawing/2016/5/14/chartex" xmlns:mc="http://schemas.openxmlformats.org/markup-compatibility/2006" xmlns:aink="http://schemas.microsoft.com/office/drawing/2016/ink" xmlns:am3d="http://schemas.microsoft.com/office/drawing/2017/model3d" xmlns:o="urn:schemas-microsoft-com:office:office" xmlns:oel="http://schemas.microsoft.com/office/2019/extlst" xmlns:r="http://schemas.openxmlformats.org/officeDocument/2006/relationships" xmlns:m="http://schemas.openxmlformats.org/officeDocument/2006/math" xmlns:v="urn:schemas-microsoft-com:vml" xmlns:wp14="http://schemas.microsoft.com/office/word/2010/wordprocessingDrawing" xmlns:wp="http://schemas.openxmlformats.org/drawingml/2006/wordprocessingDrawing" xmlns:w10="urn:schemas-microsoft-com:office:word" xmlns:w="http://schemas.openxmlformats.org/wordprocessingml/2006/main" xmlns:w14="http://schemas.microsoft.com/office/word/2010/wordml" xmlns:w15="http://schemas.microsoft.com/office/word/2012/wordml" xmlns:w16cex="http://schemas.microsoft.com/office/word/2018/wordml/cex" xmlns:w16cid="http://schemas.microsoft.com/office/word/2016/wordml/cid" xmlns:w16="http://schemas.microsoft.com/office/word/2018/wordml" xmlns:w16du="http://schemas.microsoft.com/office/word/2023/wordml/word16du" xmlns:w16sdtdh="http://schemas.microsoft.com/office/word/2020/wordml/sdtdatahash" xmlns:w16sdtfl="http://schemas.microsoft.com/office/word/2024/wordml/sdtformatlock" xmlns:w16se="http://schemas.microsoft.com/office/word/2015/wordml/symex" xmlns:wpg="http://schemas.microsoft.com/office/word/2010/wordprocessingGroup" xmlns:wpi="http://schemas.microsoft.com/office/word/2010/wordprocessingInk" xmlns:wne="http://schemas.microsoft.com/office/word/2006/wordml" xmlns:wps="http://schemas.microsoft.com/office/word/2010/wordprocessingShape" mc:Ignorable="w14 w15 w16se w16cid w16 w16cex w16sdtdh w16sdtfl w16du wp14">
   <w:p>
     <w:pPr>
       <w:pStyle w:val="Header"/>
@@ -823,7 +875,7 @@
 </file>
 
 <file path=word/header2.xml><?xml version="1.0" encoding="utf-8"?>
-<w:hdr xmlns:wpc="http://schemas.microsoft.com/office/word/2010/wordprocessingCanvas" xmlns:cx="http://schemas.microsoft.com/office/drawing/2014/chartex" xmlns:cx1="http://schemas.microsoft.com/office/drawing/2015/9/8/chartex" xmlns:cx2="http://schemas.microsoft.com/office/drawing/2015/10/21/chartex" xmlns:cx3="http://schemas.microsoft.com/office/drawing/2016/5/9/chartex" xmlns:cx4="http://schemas.microsoft.com/office/drawing/2016/5/10/chartex" xmlns:cx5="http://schemas.microsoft.com/office/drawing/2016/5/11/chartex" xmlns:cx6="http://schemas.microsoft.com/office/drawing/2016/5/12/chartex" xmlns:cx7="http://schemas.microsoft.com/office/drawing/2016/5/13/chartex" xmlns:cx8="http://schemas.microsoft.com/office/drawing/2016/5/14/chartex" xmlns:mc="http://schemas.openxmlformats.org/markup-compatibility/2006" xmlns:aink="http://schemas.microsoft.com/office/drawing/2016/ink" xmlns:am3d="http://schemas.microsoft.com/office/drawing/2017/model3d" xmlns:o="urn:schemas-microsoft-com:office:office" xmlns:oel="http://schemas.microsoft.com/office/2019/extlst" xmlns:r="http://schemas.openxmlformats.org/officeDocument/2006/relationships" xmlns:m="http://schemas.openxmlformats.org/officeDocument/2006/math" xmlns:v="urn:schemas-microsoft-com:vml" xmlns:wp14="http://schemas.microsoft.com/office/word/2010/wordprocessingDrawing" xmlns:wp="http://schemas.openxmlformats.org/drawingml/2006/wordprocessingDrawing" xmlns:w10="urn:schemas-microsoft-com:office:word" xmlns:w="http://schemas.openxmlformats.org/wordprocessingml/2006/main" xmlns:w14="http://schemas.microsoft.com/office/word/2010/wordml" xmlns:w15="http://schemas.microsoft.com/office/word/2012/wordml" xmlns:w16cex="http://schemas.microsoft.com/office/word/2018/wordml/cex" xmlns:w16cid="http://schemas.microsoft.com/office/word/2016/wordml/cid" xmlns:w16="http://schemas.microsoft.com/office/word/2018/wordml" xmlns:w16sdtdh="http://schemas.microsoft.com/office/word/2020/wordml/sdtdatahash" xmlns:w16se="http://schemas.microsoft.com/office/word/2015/wordml/symex" xmlns:wpg="http://schemas.microsoft.com/office/word/2010/wordprocessingGroup" xmlns:wpi="http://schemas.microsoft.com/office/word/2010/wordprocessingInk" xmlns:wne="http://schemas.microsoft.com/office/word/2006/wordml" xmlns:wps="http://schemas.microsoft.com/office/word/2010/wordprocessingShape" mc:Ignorable="w14 w15 w16se w16cid w16 w16cex w16sdtdh wp14">
+<w:hdr xmlns:wpc="http://schemas.microsoft.com/office/word/2010/wordprocessingCanvas" xmlns:cx="http://schemas.microsoft.com/office/drawing/2014/chartex" xmlns:cx1="http://schemas.microsoft.com/office/drawing/2015/9/8/chartex" xmlns:cx2="http://schemas.microsoft.com/office/drawing/2015/10/21/chartex" xmlns:cx3="http://schemas.microsoft.com/office/drawing/2016/5/9/chartex" xmlns:cx4="http://schemas.microsoft.com/office/drawing/2016/5/10/chartex" xmlns:cx5="http://schemas.microsoft.com/office/drawing/2016/5/11/chartex" xmlns:cx6="http://schemas.microsoft.com/office/drawing/2016/5/12/chartex" xmlns:cx7="http://schemas.microsoft.com/office/drawing/2016/5/13/chartex" xmlns:cx8="http://schemas.microsoft.com/office/drawing/2016/5/14/chartex" xmlns:mc="http://schemas.openxmlformats.org/markup-compatibility/2006" xmlns:aink="http://schemas.microsoft.com/office/drawing/2016/ink" xmlns:am3d="http://schemas.microsoft.com/office/drawing/2017/model3d" xmlns:o="urn:schemas-microsoft-com:office:office" xmlns:oel="http://schemas.microsoft.com/office/2019/extlst" xmlns:r="http://schemas.openxmlformats.org/officeDocument/2006/relationships" xmlns:m="http://schemas.openxmlformats.org/officeDocument/2006/math" xmlns:v="urn:schemas-microsoft-com:vml" xmlns:wp14="http://schemas.microsoft.com/office/word/2010/wordprocessingDrawing" xmlns:wp="http://schemas.openxmlformats.org/drawingml/2006/wordprocessingDrawing" xmlns:w10="urn:schemas-microsoft-com:office:word" xmlns:w="http://schemas.openxmlformats.org/wordprocessingml/2006/main" xmlns:w14="http://schemas.microsoft.com/office/word/2010/wordml" xmlns:w15="http://schemas.microsoft.com/office/word/2012/wordml" xmlns:w16cex="http://schemas.microsoft.com/office/word/2018/wordml/cex" xmlns:w16cid="http://schemas.microsoft.com/office/word/2016/wordml/cid" xmlns:w16="http://schemas.microsoft.com/office/word/2018/wordml" xmlns:w16du="http://schemas.microsoft.com/office/word/2023/wordml/word16du" xmlns:w16sdtdh="http://schemas.microsoft.com/office/word/2020/wordml/sdtdatahash" xmlns:w16sdtfl="http://schemas.microsoft.com/office/word/2024/wordml/sdtformatlock" xmlns:w16se="http://schemas.microsoft.com/office/word/2015/wordml/symex" xmlns:wpg="http://schemas.microsoft.com/office/word/2010/wordprocessingGroup" xmlns:wpi="http://schemas.microsoft.com/office/word/2010/wordprocessingInk" xmlns:wne="http://schemas.microsoft.com/office/word/2006/wordml" xmlns:wps="http://schemas.microsoft.com/office/word/2010/wordprocessingShape" mc:Ignorable="w14 w15 w16se w16cid w16 w16cex w16sdtdh w16sdtfl w16du wp14">
   <w:p>
     <w:pPr>
       <w:pStyle w:val="Header"/>
@@ -834,7 +886,7 @@
 </file>
 
 <file path=word/header3.xml><?xml version="1.0" encoding="utf-8"?>
-<w:hdr xmlns:wpc="http://schemas.microsoft.com/office/word/2010/wordprocessingCanvas" xmlns:cx="http://schemas.microsoft.com/office/drawing/2014/chartex" xmlns:cx1="http://schemas.microsoft.com/office/drawing/2015/9/8/chartex" xmlns:cx2="http://schemas.microsoft.com/office/drawing/2015/10/21/chartex" xmlns:cx3="http://schemas.microsoft.com/office/drawing/2016/5/9/chartex" xmlns:cx4="http://schemas.microsoft.com/office/drawing/2016/5/10/chartex" xmlns:cx5="http://schemas.microsoft.com/office/drawing/2016/5/11/chartex" xmlns:cx6="http://schemas.microsoft.com/office/drawing/2016/5/12/chartex" xmlns:cx7="http://schemas.microsoft.com/office/drawing/2016/5/13/chartex" xmlns:cx8="http://schemas.microsoft.com/office/drawing/2016/5/14/chartex" xmlns:mc="http://schemas.openxmlformats.org/markup-compatibility/2006" xmlns:aink="http://schemas.microsoft.com/office/drawing/2016/ink" xmlns:am3d="http://schemas.microsoft.com/office/drawing/2017/model3d" xmlns:o="urn:schemas-microsoft-com:office:office" xmlns:oel="http://schemas.microsoft.com/office/2019/extlst" xmlns:r="http://schemas.openxmlformats.org/officeDocument/2006/relationships" xmlns:m="http://schemas.openxmlformats.org/officeDocument/2006/math" xmlns:v="urn:schemas-microsoft-com:vml" xmlns:wp14="http://schemas.microsoft.com/office/word/2010/wordprocessingDrawing" xmlns:wp="http://schemas.openxmlformats.org/drawingml/2006/wordprocessingDrawing" xmlns:w10="urn:schemas-microsoft-com:office:word" xmlns:w="http://schemas.openxmlformats.org/wordprocessingml/2006/main" xmlns:w14="http://schemas.microsoft.com/office/word/2010/wordml" xmlns:w15="http://schemas.microsoft.com/office/word/2012/wordml" xmlns:w16cex="http://schemas.microsoft.com/office/word/2018/wordml/cex" xmlns:w16cid="http://schemas.microsoft.com/office/word/2016/wordml/cid" xmlns:w16="http://schemas.microsoft.com/office/word/2018/wordml" xmlns:w16sdtdh="http://schemas.microsoft.com/office/word/2020/wordml/sdtdatahash" xmlns:w16se="http://schemas.microsoft.com/office/word/2015/wordml/symex" xmlns:wpg="http://schemas.microsoft.com/office/word/2010/wordprocessingGroup" xmlns:wpi="http://schemas.microsoft.com/office/word/2010/wordprocessingInk" xmlns:wne="http://schemas.microsoft.com/office/word/2006/wordml" xmlns:wps="http://schemas.microsoft.com/office/word/2010/wordprocessingShape" mc:Ignorable="w14 w15 w16se w16cid w16 w16cex w16sdtdh wp14">
+<w:hdr xmlns:wpc="http://schemas.microsoft.com/office/word/2010/wordprocessingCanvas" xmlns:cx="http://schemas.microsoft.com/office/drawing/2014/chartex" xmlns:cx1="http://schemas.microsoft.com/office/drawing/2015/9/8/chartex" xmlns:cx2="http://schemas.microsoft.com/office/drawing/2015/10/21/chartex" xmlns:cx3="http://schemas.microsoft.com/office/drawing/2016/5/9/chartex" xmlns:cx4="http://schemas.microsoft.com/office/drawing/2016/5/10/chartex" xmlns:cx5="http://schemas.microsoft.com/office/drawing/2016/5/11/chartex" xmlns:cx6="http://schemas.microsoft.com/office/drawing/2016/5/12/chartex" xmlns:cx7="http://schemas.microsoft.com/office/drawing/2016/5/13/chartex" xmlns:cx8="http://schemas.microsoft.com/office/drawing/2016/5/14/chartex" xmlns:mc="http://schemas.openxmlformats.org/markup-compatibility/2006" xmlns:aink="http://schemas.microsoft.com/office/drawing/2016/ink" xmlns:am3d="http://schemas.microsoft.com/office/drawing/2017/model3d" xmlns:o="urn:schemas-microsoft-com:office:office" xmlns:oel="http://schemas.microsoft.com/office/2019/extlst" xmlns:r="http://schemas.openxmlformats.org/officeDocument/2006/relationships" xmlns:m="http://schemas.openxmlformats.org/officeDocument/2006/math" xmlns:v="urn:schemas-microsoft-com:vml" xmlns:wp14="http://schemas.microsoft.com/office/word/2010/wordprocessingDrawing" xmlns:wp="http://schemas.openxmlformats.org/drawingml/2006/wordprocessingDrawing" xmlns:w10="urn:schemas-microsoft-com:office:word" xmlns:w="http://schemas.openxmlformats.org/wordprocessingml/2006/main" xmlns:w14="http://schemas.microsoft.com/office/word/2010/wordml" xmlns:w15="http://schemas.microsoft.com/office/word/2012/wordml" xmlns:w16cex="http://schemas.microsoft.com/office/word/2018/wordml/cex" xmlns:w16cid="http://schemas.microsoft.com/office/word/2016/wordml/cid" xmlns:w16="http://schemas.microsoft.com/office/word/2018/wordml" xmlns:w16du="http://schemas.microsoft.com/office/word/2023/wordml/word16du" xmlns:w16sdtdh="http://schemas.microsoft.com/office/word/2020/wordml/sdtdatahash" xmlns:w16sdtfl="http://schemas.microsoft.com/office/word/2024/wordml/sdtformatlock" xmlns:w16se="http://schemas.microsoft.com/office/word/2015/wordml/symex" xmlns:wpg="http://schemas.microsoft.com/office/word/2010/wordprocessingGroup" xmlns:wpi="http://schemas.microsoft.com/office/word/2010/wordprocessingInk" xmlns:wne="http://schemas.microsoft.com/office/word/2006/wordml" xmlns:wps="http://schemas.microsoft.com/office/word/2010/wordprocessingShape" mc:Ignorable="w14 w15 w16se w16cid w16 w16cex w16sdtdh w16sdtfl w16du wp14">
   <w:p>
     <w:pPr>
       <w:pStyle w:val="Header"/>
@@ -843,7 +895,7 @@
     <w:r>
       <w:tab/>
       <w:tab/>
-      <w:t>2026-06-17</w:t>
+      <w:t>2026-06-18</w:t>
       <w:br/>
       <w:br/>
     </w:r>
@@ -860,7 +912,7 @@
 </file>
 
 <file path=word/numbering.xml><?xml version="1.0" encoding="utf-8"?>
-<w:numbering xmlns:wpc="http://schemas.microsoft.com/office/word/2010/wordprocessingCanvas" xmlns:cx="http://schemas.microsoft.com/office/drawing/2014/chartex" xmlns:cx1="http://schemas.microsoft.com/office/drawing/2015/9/8/chartex" xmlns:cx2="http://schemas.microsoft.com/office/drawing/2015/10/21/chartex" xmlns:cx3="http://schemas.microsoft.com/office/drawing/2016/5/9/chartex" xmlns:cx4="http://schemas.microsoft.com/office/drawing/2016/5/10/chartex" xmlns:cx5="http://schemas.microsoft.com/office/drawing/2016/5/11/chartex" xmlns:cx6="http://schemas.microsoft.com/office/drawing/2016/5/12/chartex" xmlns:cx7="http://schemas.microsoft.com/office/drawing/2016/5/13/chartex" xmlns:cx8="http://schemas.microsoft.com/office/drawing/2016/5/14/chartex" xmlns:mc="http://schemas.openxmlformats.org/markup-compatibility/2006" xmlns:aink="http://schemas.microsoft.com/office/drawing/2016/ink" xmlns:am3d="http://schemas.microsoft.com/office/drawing/2017/model3d" xmlns:o="urn:schemas-microsoft-com:office:office" xmlns:oel="http://schemas.microsoft.com/office/2019/extlst" xmlns:r="http://schemas.openxmlformats.org/officeDocument/2006/relationships" xmlns:m="http://schemas.openxmlformats.org/officeDocument/2006/math" xmlns:v="urn:schemas-microsoft-com:vml" xmlns:wp14="http://schemas.microsoft.com/office/word/2010/wordprocessingDrawing" xmlns:wp="http://schemas.openxmlformats.org/drawingml/2006/wordprocessingDrawing" xmlns:w10="urn:schemas-microsoft-com:office:word" xmlns:w="http://schemas.openxmlformats.org/wordprocessingml/2006/main" xmlns:w14="http://schemas.microsoft.com/office/word/2010/wordml" xmlns:w15="http://schemas.microsoft.com/office/word/2012/wordml" xmlns:w16cex="http://schemas.microsoft.com/office/word/2018/wordml/cex" xmlns:w16cid="http://schemas.microsoft.com/office/word/2016/wordml/cid" xmlns:w16="http://schemas.microsoft.com/office/word/2018/wordml" xmlns:w16sdtdh="http://schemas.microsoft.com/office/word/2020/wordml/sdtdatahash" xmlns:w16se="http://schemas.microsoft.com/office/word/2015/wordml/symex" xmlns:wpg="http://schemas.microsoft.com/office/word/2010/wordprocessingGroup" xmlns:wpi="http://schemas.microsoft.com/office/word/2010/wordprocessingInk" xmlns:wne="http://schemas.microsoft.com/office/word/2006/wordml" xmlns:wps="http://schemas.microsoft.com/office/word/2010/wordprocessingShape" mc:Ignorable="w14 w15 w16se w16cid w16 w16cex w16sdtdh wp14">
+<w:numbering xmlns:wpc="http://schemas.microsoft.com/office/word/2010/wordprocessingCanvas" xmlns:cx="http://schemas.microsoft.com/office/drawing/2014/chartex" xmlns:cx1="http://schemas.microsoft.com/office/drawing/2015/9/8/chartex" xmlns:cx2="http://schemas.microsoft.com/office/drawing/2015/10/21/chartex" xmlns:cx3="http://schemas.microsoft.com/office/drawing/2016/5/9/chartex" xmlns:cx4="http://schemas.microsoft.com/office/drawing/2016/5/10/chartex" xmlns:cx5="http://schemas.microsoft.com/office/drawing/2016/5/11/chartex" xmlns:cx6="http://schemas.microsoft.com/office/drawing/2016/5/12/chartex" xmlns:cx7="http://schemas.microsoft.com/office/drawing/2016/5/13/chartex" xmlns:cx8="http://schemas.microsoft.com/office/drawing/2016/5/14/chartex" xmlns:mc="http://schemas.openxmlformats.org/markup-compatibility/2006" xmlns:aink="http://schemas.microsoft.com/office/drawing/2016/ink" xmlns:am3d="http://schemas.microsoft.com/office/drawing/2017/model3d" xmlns:o="urn:schemas-microsoft-com:office:office" xmlns:oel="http://schemas.microsoft.com/office/2019/extlst" xmlns:r="http://schemas.openxmlformats.org/officeDocument/2006/relationships" xmlns:m="http://schemas.openxmlformats.org/officeDocument/2006/math" xmlns:v="urn:schemas-microsoft-com:vml" xmlns:wp14="http://schemas.microsoft.com/office/word/2010/wordprocessingDrawing" xmlns:wp="http://schemas.openxmlformats.org/drawingml/2006/wordprocessingDrawing" xmlns:w10="urn:schemas-microsoft-com:office:word" xmlns:w="http://schemas.openxmlformats.org/wordprocessingml/2006/main" xmlns:w14="http://schemas.microsoft.com/office/word/2010/wordml" xmlns:w15="http://schemas.microsoft.com/office/word/2012/wordml" xmlns:w16cex="http://schemas.microsoft.com/office/word/2018/wordml/cex" xmlns:w16cid="http://schemas.microsoft.com/office/word/2016/wordml/cid" xmlns:w16="http://schemas.microsoft.com/office/word/2018/wordml" xmlns:w16du="http://schemas.microsoft.com/office/word/2023/wordml/word16du" xmlns:w16sdtdh="http://schemas.microsoft.com/office/word/2020/wordml/sdtdatahash" xmlns:w16sdtfl="http://schemas.microsoft.com/office/word/2024/wordml/sdtformatlock" xmlns:w16se="http://schemas.microsoft.com/office/word/2015/wordml/symex" xmlns:wpg="http://schemas.microsoft.com/office/word/2010/wordprocessingGroup" xmlns:wpi="http://schemas.microsoft.com/office/word/2010/wordprocessingInk" xmlns:wne="http://schemas.microsoft.com/office/word/2006/wordml" xmlns:wps="http://schemas.microsoft.com/office/word/2010/wordprocessingShape" mc:Ignorable="w14 w15 w16se w16cid w16 w16cex w16sdtdh w16sdtfl w16du wp14">
   <w:abstractNum w:abstractNumId="0" w15:restartNumberingAfterBreak="0">
     <w:nsid w:val="FFFFFF7C"/>
     <w:multiLevelType w:val="singleLevel"/>
@@ -1063,7 +1115,7 @@
 </file>
 
 <file path=word/styles.xml><?xml version="1.0" encoding="utf-8"?>
-<w:styles xmlns:mc="http://schemas.openxmlformats.org/markup-compatibility/2006" xmlns:r="http://schemas.openxmlformats.org/officeDocument/2006/relationships" xmlns:w="http://schemas.openxmlformats.org/wordprocessingml/2006/main" xmlns:w14="http://schemas.microsoft.com/office/word/2010/wordml" xmlns:w15="http://schemas.microsoft.com/office/word/2012/wordml" xmlns:w16cex="http://schemas.microsoft.com/office/word/2018/wordml/cex" xmlns:w16cid="http://schemas.microsoft.com/office/word/2016/wordml/cid" xmlns:w16="http://schemas.microsoft.com/office/word/2018/wordml" xmlns:w16sdtdh="http://schemas.microsoft.com/office/word/2020/wordml/sdtdatahash" xmlns:w16se="http://schemas.microsoft.com/office/word/2015/wordml/symex" mc:Ignorable="w14 w15 w16se w16cid w16 w16cex w16sdtdh">
+<w:styles xmlns:mc="http://schemas.openxmlformats.org/markup-compatibility/2006" xmlns:r="http://schemas.openxmlformats.org/officeDocument/2006/relationships" xmlns:w="http://schemas.openxmlformats.org/wordprocessingml/2006/main" xmlns:w14="http://schemas.microsoft.com/office/word/2010/wordml" xmlns:w15="http://schemas.microsoft.com/office/word/2012/wordml" xmlns:w16cex="http://schemas.microsoft.com/office/word/2018/wordml/cex" xmlns:w16cid="http://schemas.microsoft.com/office/word/2016/wordml/cid" xmlns:w16="http://schemas.microsoft.com/office/word/2018/wordml" xmlns:w16du="http://schemas.microsoft.com/office/word/2023/wordml/word16du" xmlns:w16sdtdh="http://schemas.microsoft.com/office/word/2020/wordml/sdtdatahash" xmlns:w16sdtfl="http://schemas.microsoft.com/office/word/2024/wordml/sdtformatlock" xmlns:w16se="http://schemas.microsoft.com/office/word/2015/wordml/symex" mc:Ignorable="w14 w15 w16se w16cid w16 w16cex w16sdtdh w16sdtfl w16du">
   <w:docDefaults>
     <w:rPrDefault>
       <w:rPr>
@@ -1821,7 +1873,7 @@
     <w:link w:val="TitleChar"/>
     <w:uiPriority w:val="10"/>
     <w:qFormat/>
-    <w:rsid w:val="007106C8"/>
+    <w:rsid w:val="00E854FA"/>
     <w:pPr>
       <w:spacing w:after="300" w:line="240" w:lineRule="auto"/>
       <w:contextualSpacing/>
@@ -1831,7 +1883,7 @@
       <w:rFonts w:eastAsiaTheme="majorEastAsia" w:cstheme="majorBidi"/>
       <w:spacing w:val="5"/>
       <w:kern w:val="28"/>
-      <w:sz w:val="52"/>
+      <w:sz w:val="40"/>
       <w:szCs w:val="52"/>
       <w:lang w:val="sv-SE" w:eastAsia="en-US" w:bidi="ar-SA"/>
     </w:rPr>
@@ -1841,12 +1893,12 @@
     <w:basedOn w:val="DefaultParagraphFont"/>
     <w:link w:val="Title"/>
     <w:uiPriority w:val="10"/>
-    <w:rsid w:val="007106C8"/>
+    <w:rsid w:val="00E854FA"/>
     <w:rPr>
       <w:rFonts w:ascii="Times New Roman" w:eastAsiaTheme="majorEastAsia" w:hAnsi="Times New Roman" w:cstheme="majorBidi"/>
       <w:spacing w:val="5"/>
       <w:kern w:val="28"/>
-      <w:sz w:val="52"/>
+      <w:sz w:val="40"/>
       <w:szCs w:val="52"/>
       <w:lang w:val="sv-SE" w:eastAsia="en-US" w:bidi="ar-SA"/>
     </w:rPr>

--- a/klagomål/A 22542-2026 FSC-klagomål.docx
+++ b/klagomål/A 22542-2026 FSC-klagomål.docx
@@ -895,7 +895,7 @@
     <w:r>
       <w:tab/>
       <w:tab/>
-      <w:t>2026-06-18</w:t>
+      <w:t>2026-06-19</w:t>
       <w:br/>
       <w:br/>
     </w:r>

--- a/klagomål/A 22542-2026 FSC-klagomål.docx
+++ b/klagomål/A 22542-2026 FSC-klagomål.docx
@@ -895,7 +895,7 @@
     <w:r>
       <w:tab/>
       <w:tab/>
-      <w:t>2026-06-19</w:t>
+      <w:t>2026-06-20</w:t>
       <w:br/>
       <w:br/>
     </w:r>

--- a/klagomål/A 22542-2026 FSC-klagomål.docx
+++ b/klagomål/A 22542-2026 FSC-klagomål.docx
@@ -168,38 +168,7 @@
     </w:p>
     <w:p>
       <w:r>
-        <w:t>Detta dokument behandlar höga naturvärden i avverkningsanmälan A 22542-2026 i Högsby kommun som inkom 2026-05-13 och omfattar 1,0 ha.</w:t>
-      </w:r>
-    </w:p>
-    <w:p>
-      <w:r>
-        <w:t>Nedan presenteras fynd av naturvårdsarter och fridlysta arter som gjorts i det avverkningsanmälda området, samt relevanta utdrag ur standarderna för FSC, Chain of Custody, Controlled Wood och PEFC. I BILAGA 1 finns artfakta om fridlysta arter.</w:t>
-      </w:r>
-    </w:p>
-    <w:p>
-      <w:r>
-        <w:t>Vi förväntar oss att ni återkommer med ett skriftligt svar på vårt klagomål och även beskriver vilka korrigerande åtgärder ni satt in för att rätta till identifierade brister i er efterlevnad av den svenska FSC standarden.</w:t>
-      </w:r>
-    </w:p>
-    <w:p>
-      <w:pPr>
-        <w:pStyle w:val="Heading1"/>
-      </w:pPr>
-      <w:r>
-        <w:t>Naturvårdsarter</w:t>
-      </w:r>
-    </w:p>
-    <w:p>
-      <w:r>
-        <w:t>I och inom 23 meter från avverkningsanmälan har följande 3 naturvårdsarter hittats: svartoxe (EN), talltita (NT, §4) och kärrviol (T). Av dessa är 2 rödlistade. För rödlistade arter har rödlistekategorin angivits inom parentes. Typiska arter inom Natura 2000 som är kopplade till skogsekosystem har markerats med (T). För fridlysta arter anges även paragrafen i Artskyddsförordningen som arten är fridlyst enligt.</w:t>
-      </w:r>
-    </w:p>
-    <w:p>
-      <w:r>
-        <w:t>De påträffade naturvårdsarterna är ett tydligt kvitto på att det rör sig om en skog med höga naturvärden.</w:t>
-      </w:r>
-      <w:r>
-        <w:t xml:space="preserve"> I Figur 1 visas fyndplatser för naturvårdsarter i området, som finns registrerade på Artportalen.</w:t>
+        <w:t>Detta klagomål behandlar höga naturvärden i avverkningsanmälan A 22542-2026 i Högsby kommun som inkom 2026-05-13 och omfattar 1,0 ha.</w:t>
       </w:r>
     </w:p>
     <w:p>
@@ -247,34 +216,46 @@
         <w:spacing w:after="240"/>
       </w:pPr>
       <w:r>
-        <w:t>Figur 1. Fyndplatser för naturvårdsarter i och inom 23 meter från avverkningsanmälan (röd linje). Markörer utan svart kant är placerade på fyndplatsen. Markörer med svart kant är placerade vid sidan av fyndplatsen och har ett svart streck som visar fyndplatsens exakta position. Kartans mittpunktskoordinat är N 6337563, E 555498 i SWEREF 99 TM.</w:t>
+        <w:t>Figur 1. Fyndplatser för naturvårdsarter i och inom 23 meter från avverkningsanmälan. Markörer utan svart kant är placerade på fyndplatsen. Markörer med svart kant är placerade vid sidan av fyndplatsen har ett svart streck som visar fyndplatsens exakta position. Kartans mittpunktskoordinat är N 6337563, E 555498 i SWEREF 99 TM.</w:t>
+      </w:r>
+    </w:p>
+    <w:p>
+      <w:r>
+        <w:t>I och inom 23 meter från avverkningsanmälan finns fynd av 3 naturvårdsarter, varav 2 är rödlistade, 1 är fridlyst och 1 är typisk (T): svartoxe (EN), talltita (NT, §4) och kärrviol (T). Se Figur 1.</w:t>
+      </w:r>
+    </w:p>
+    <w:p>
+      <w:r>
+        <w:t>Nedan presenteras relevanta utdrag ur standarderna för FSC, Chain of Custody, Controlled Wood och PEFC.</w:t>
+      </w:r>
+    </w:p>
+    <w:p>
+      <w:r>
+        <w:t>Vi förväntar oss att ni återkommer med ett skriftligt svar på vårt klagomål och även beskriver vilka korrigerande åtgärder ni satt in för att rätta till identifierade brister i er efterlevnad av den svenska FSC standarden.</w:t>
       </w:r>
     </w:p>
     <w:p>
       <w:pPr>
-        <w:pStyle w:val="Heading2"/>
+        <w:pStyle w:val="Heading1"/>
       </w:pPr>
       <w:r>
-        <w:t>Fridlysta arter</w:t>
+        <w:t>Naturvårdsarter och fridlysta arter</w:t>
       </w:r>
     </w:p>
     <w:p>
       <w:r>
-        <w:t>Följande fridlysta arter har sina livsmiljöer och växtplatser i den avverkningsanmälda skogen: talltita (NT, §4).</w:t>
+        <w:t>Nedan följer beskrivningar av de naturvårdsarter och fridlysta arter som har sina livsmiljöer och växtplatser i den avverkningsanmälda skogen. Se även ytterligare artfakta i BILAGA 1. De påträffade naturvårdsarterna är ett tydligt kvitto på att det rör sig om en skog med höga naturvärden.</w:t>
       </w:r>
     </w:p>
     <w:p>
       <w:r>
-        <w:t xml:space="preserve">Observera att medlemsländerna är skyldiga att agera i enlighet med EU:s fågeldirektiv där det uttryckligen står att direktivet gäller för fåglar samt för deras ägg, bon och </w:t>
-      </w:r>
-      <w:r>
         <w:rPr>
           <w:b/>
         </w:rPr>
-        <w:t xml:space="preserve">livsmiljöer </w:t>
+        <w:t>Svartoxe (EN)</w:t>
       </w:r>
       <w:r>
-        <w:t>(artikel 1). Vidare att de åtgärder som vidtas inte får leda till en försämring av den nuvarande situationen beträffande bevarandet av de fågelarter som avses i artikel 1 (artikel 13). Fågeldirektivet är styrande för tillsynsansvariga myndigheters ärendehantering, ställningstaganden och beslutsfattande.</w:t>
+        <w:t xml:space="preserve"> är en starkt hotad skalbagge som är bunden till lågor av grova dimensioner i täta naturskogar. Den omfattas av ett åtgärdsprogram för hotade arter (ÅGP) och är globalt rödlistad som nära notad (NT) vilket innebär att Sverige har ett internationellt ansvar för arten. Eftersom svartoxen är mycket svår att gynna via normala hänsynstaganden i skogsbruket bör istället bildande av naturreservat vara det lämpligaste instrumentet att bevara den utanför redan fredade områden. I några fall kan nyckelbiotoper fortfarande hysa arten. I så fall bör ett större område avsättas som skyddskappa runt området, och reservatsbildning övervägas (SLU Artdatabanken, 2024; IUCN, 2010; Hedin, 2010).</w:t>
       </w:r>
     </w:p>
     <w:p>
@@ -286,19 +267,6 @@
       </w:r>
       <w:r>
         <w:t>, rödlistad som nära hotad och prioriterad art i Skogsvårdslagen, har häckningsrevir i anmälan. Arten har minskat kraftigt de senaste 30 åren och minskningstakten innevarande 10-årsperiod beräknas till 20 (10–30) %. Talltitan är synnerligen trogen sitt cirka 15 hektar stora revir och är beroende av flerskiktade olikåldriga skogar för att kunna föda upp sina ungar. Talltitan försvinner om dess livsmiljö kalavverkas (Eggers &amp; Low, 2014; Ekman, 1979; Griesser et al, 2007; Klein, 2020; Siffczyk et al, 2003; SLU Artdatabanken, 2021).</w:t>
-      </w:r>
-    </w:p>
-    <w:p>
-      <w:r>
-        <w:t>I BILAGA 1 finns mer detaljerad information om ekologi samt krav på livsmiljö hos fridlysta arter.</w:t>
-      </w:r>
-    </w:p>
-    <w:p>
-      <w:pPr>
-        <w:pStyle w:val="Heading2"/>
-      </w:pPr>
-      <w:r>
-        <w:t>Övriga naturvårdsarter</w:t>
       </w:r>
     </w:p>
     <w:p>
@@ -328,17 +296,6 @@
       </w:r>
       <w:r>
         <w:t>(SLU Artdatabanken, 2025).</w:t>
-      </w:r>
-    </w:p>
-    <w:p>
-      <w:r>
-        <w:rPr>
-          <w:b/>
-        </w:rPr>
-        <w:t>Svartoxe (EN)</w:t>
-      </w:r>
-      <w:r>
-        <w:t xml:space="preserve"> är en starkt hotad skalbagge som är bunden till lågor av grova dimensioner i täta naturskogar. Den omfattas av ett åtgärdsprogram för hotade arter (ÅGP) och är globalt rödlistad som nära notad (NT) vilket innebär att Sverige har ett internationellt ansvar för arten. Eftersom svartoxen är mycket svår att gynna via normala hänsynstaganden i skogsbruket bör istället bildande av naturreservat vara det lämpligaste instrumentet att bevara den utanför redan fredade områden. I några fall kan nyckelbiotoper fortfarande hysa arten. I så fall bör ett större område avsättas som skyddskappa runt området, och reservatsbildning övervägas (SLU Artdatabanken, 2024; IUCN, 2010; Hedin, 2010).</w:t>
       </w:r>
     </w:p>
     <w:p>
@@ -895,7 +852,7 @@
     <w:r>
       <w:tab/>
       <w:tab/>
-      <w:t>2026-06-20</w:t>
+      <w:t>2026-06-21</w:t>
       <w:br/>
       <w:br/>
     </w:r>

--- a/klagomål/A 22542-2026 FSC-klagomål.docx
+++ b/klagomål/A 22542-2026 FSC-klagomål.docx
@@ -852,7 +852,7 @@
     <w:r>
       <w:tab/>
       <w:tab/>
-      <w:t>2026-06-21</w:t>
+      <w:t>2026-06-22</w:t>
       <w:br/>
       <w:br/>
     </w:r>

--- a/klagomål/A 22542-2026 FSC-klagomål.docx
+++ b/klagomål/A 22542-2026 FSC-klagomål.docx
@@ -852,7 +852,7 @@
     <w:r>
       <w:tab/>
       <w:tab/>
-      <w:t>2026-06-22</w:t>
+      <w:t>2026-06-23</w:t>
       <w:br/>
       <w:br/>
     </w:r>

--- a/klagomål/A 22542-2026 FSC-klagomål.docx
+++ b/klagomål/A 22542-2026 FSC-klagomål.docx
@@ -852,7 +852,7 @@
     <w:r>
       <w:tab/>
       <w:tab/>
-      <w:t>2026-06-23</w:t>
+      <w:t>2026-06-24</w:t>
       <w:br/>
       <w:br/>
     </w:r>

--- a/klagomål/A 22542-2026 FSC-klagomål.docx
+++ b/klagomål/A 22542-2026 FSC-klagomål.docx
@@ -852,7 +852,7 @@
     <w:r>
       <w:tab/>
       <w:tab/>
-      <w:t>2026-06-24</w:t>
+      <w:t>2026-06-25</w:t>
       <w:br/>
       <w:br/>
     </w:r>

--- a/klagomål/A 22542-2026 FSC-klagomål.docx
+++ b/klagomål/A 22542-2026 FSC-klagomål.docx
@@ -852,7 +852,7 @@
     <w:r>
       <w:tab/>
       <w:tab/>
-      <w:t>2026-06-25</w:t>
+      <w:t>2026-06-26</w:t>
       <w:br/>
       <w:br/>
     </w:r>

--- a/klagomål/A 22542-2026 FSC-klagomål.docx
+++ b/klagomål/A 22542-2026 FSC-klagomål.docx
@@ -852,7 +852,7 @@
     <w:r>
       <w:tab/>
       <w:tab/>
-      <w:t>2026-06-26</w:t>
+      <w:t>2026-06-27</w:t>
       <w:br/>
       <w:br/>
     </w:r>

--- a/klagomål/A 22542-2026 FSC-klagomål.docx
+++ b/klagomål/A 22542-2026 FSC-klagomål.docx
@@ -852,7 +852,7 @@
     <w:r>
       <w:tab/>
       <w:tab/>
-      <w:t>2026-06-27</w:t>
+      <w:t>2026-06-28</w:t>
       <w:br/>
       <w:br/>
     </w:r>

--- a/klagomål/A 22542-2026 FSC-klagomål.docx
+++ b/klagomål/A 22542-2026 FSC-klagomål.docx
@@ -852,7 +852,7 @@
     <w:r>
       <w:tab/>
       <w:tab/>
-      <w:t>2026-06-28</w:t>
+      <w:t>2026-06-29</w:t>
       <w:br/>
       <w:br/>
     </w:r>

--- a/klagomål/A 22542-2026 FSC-klagomål.docx
+++ b/klagomål/A 22542-2026 FSC-klagomål.docx
@@ -852,7 +852,7 @@
     <w:r>
       <w:tab/>
       <w:tab/>
-      <w:t>2026-06-29</w:t>
+      <w:t>2026-06-30</w:t>
       <w:br/>
       <w:br/>
     </w:r>

--- a/klagomål/A 22542-2026 FSC-klagomål.docx
+++ b/klagomål/A 22542-2026 FSC-klagomål.docx
@@ -852,7 +852,7 @@
     <w:r>
       <w:tab/>
       <w:tab/>
-      <w:t>2026-06-30</w:t>
+      <w:t>2026-07-01</w:t>
       <w:br/>
       <w:br/>
     </w:r>

--- a/klagomål/A 22542-2026 FSC-klagomål.docx
+++ b/klagomål/A 22542-2026 FSC-klagomål.docx
@@ -852,7 +852,7 @@
     <w:r>
       <w:tab/>
       <w:tab/>
-      <w:t>2026-07-01</w:t>
+      <w:t>2026-07-02</w:t>
       <w:br/>
       <w:br/>
     </w:r>

--- a/klagomål/A 22542-2026 FSC-klagomål.docx
+++ b/klagomål/A 22542-2026 FSC-klagomål.docx
@@ -852,7 +852,7 @@
     <w:r>
       <w:tab/>
       <w:tab/>
-      <w:t>2026-07-13</w:t>
+      <w:t>2026-07-14</w:t>
       <w:br/>
       <w:br/>
     </w:r>

--- a/klagomål/A 22542-2026 FSC-klagomål.docx
+++ b/klagomål/A 22542-2026 FSC-klagomål.docx
@@ -852,7 +852,7 @@
     <w:r>
       <w:tab/>
       <w:tab/>
-      <w:t>2026-07-14</w:t>
+      <w:t>2026-07-15</w:t>
       <w:br/>
       <w:br/>
     </w:r>

--- a/klagomål/A 22542-2026 FSC-klagomål.docx
+++ b/klagomål/A 22542-2026 FSC-klagomål.docx
@@ -852,7 +852,7 @@
     <w:r>
       <w:tab/>
       <w:tab/>
-      <w:t>2026-07-15</w:t>
+      <w:t>2026-07-16</w:t>
       <w:br/>
       <w:br/>
     </w:r>

--- a/klagomål/A 22542-2026 FSC-klagomål.docx
+++ b/klagomål/A 22542-2026 FSC-klagomål.docx
@@ -852,7 +852,7 @@
     <w:r>
       <w:tab/>
       <w:tab/>
-      <w:t>2026-07-16</w:t>
+      <w:t>2026-07-17</w:t>
       <w:br/>
       <w:br/>
     </w:r>

--- a/klagomål/A 22542-2026 FSC-klagomål.docx
+++ b/klagomål/A 22542-2026 FSC-klagomål.docx
@@ -852,7 +852,7 @@
     <w:r>
       <w:tab/>
       <w:tab/>
-      <w:t>2026-07-17</w:t>
+      <w:t>2026-07-18</w:t>
       <w:br/>
       <w:br/>
     </w:r>

--- a/klagomål/A 22542-2026 FSC-klagomål.docx
+++ b/klagomål/A 22542-2026 FSC-klagomål.docx
@@ -852,7 +852,7 @@
     <w:r>
       <w:tab/>
       <w:tab/>
-      <w:t>2026-07-18</w:t>
+      <w:t>2026-07-19</w:t>
       <w:br/>
       <w:br/>
     </w:r>

--- a/klagomål/A 22542-2026 FSC-klagomål.docx
+++ b/klagomål/A 22542-2026 FSC-klagomål.docx
@@ -852,7 +852,7 @@
     <w:r>
       <w:tab/>
       <w:tab/>
-      <w:t>2026-07-19</w:t>
+      <w:t>2026-07-20</w:t>
       <w:br/>
       <w:br/>
     </w:r>

--- a/klagomål/A 22542-2026 FSC-klagomål.docx
+++ b/klagomål/A 22542-2026 FSC-klagomål.docx
@@ -852,7 +852,7 @@
     <w:r>
       <w:tab/>
       <w:tab/>
-      <w:t>2026-07-20</w:t>
+      <w:t>2026-07-21</w:t>
       <w:br/>
       <w:br/>
     </w:r>

--- a/klagomål/A 22542-2026 FSC-klagomål.docx
+++ b/klagomål/A 22542-2026 FSC-klagomål.docx
@@ -852,7 +852,7 @@
     <w:r>
       <w:tab/>
       <w:tab/>
-      <w:t>2026-07-21</w:t>
+      <w:t>2026-07-22</w:t>
       <w:br/>
       <w:br/>
     </w:r>

--- a/klagomål/A 22542-2026 FSC-klagomål.docx
+++ b/klagomål/A 22542-2026 FSC-klagomål.docx
@@ -852,7 +852,7 @@
     <w:r>
       <w:tab/>
       <w:tab/>
-      <w:t>2026-07-22</w:t>
+      <w:t>2026-07-23</w:t>
       <w:br/>
       <w:br/>
     </w:r>

--- a/klagomål/A 22542-2026 FSC-klagomål.docx
+++ b/klagomål/A 22542-2026 FSC-klagomål.docx
@@ -852,7 +852,7 @@
     <w:r>
       <w:tab/>
       <w:tab/>
-      <w:t>2026-07-23</w:t>
+      <w:t>2026-07-24</w:t>
       <w:br/>
       <w:br/>
     </w:r>

--- a/klagomål/A 22542-2026 FSC-klagomål.docx
+++ b/klagomål/A 22542-2026 FSC-klagomål.docx
@@ -852,7 +852,7 @@
     <w:r>
       <w:tab/>
       <w:tab/>
-      <w:t>2026-07-24</w:t>
+      <w:t>2026-07-25</w:t>
       <w:br/>
       <w:br/>
     </w:r>

--- a/klagomål/A 22542-2026 FSC-klagomål.docx
+++ b/klagomål/A 22542-2026 FSC-klagomål.docx
@@ -852,7 +852,7 @@
     <w:r>
       <w:tab/>
       <w:tab/>
-      <w:t>2026-07-25</w:t>
+      <w:t>2026-07-26</w:t>
       <w:br/>
       <w:br/>
     </w:r>

--- a/klagomål/A 22542-2026 FSC-klagomål.docx
+++ b/klagomål/A 22542-2026 FSC-klagomål.docx
@@ -852,7 +852,7 @@
     <w:r>
       <w:tab/>
       <w:tab/>
-      <w:t>2026-07-26</w:t>
+      <w:t>2026-07-27</w:t>
       <w:br/>
       <w:br/>
     </w:r>

--- a/klagomål/A 22542-2026 FSC-klagomål.docx
+++ b/klagomål/A 22542-2026 FSC-klagomål.docx
@@ -852,7 +852,7 @@
     <w:r>
       <w:tab/>
       <w:tab/>
-      <w:t>2026-07-27</w:t>
+      <w:t>2026-07-28</w:t>
       <w:br/>
       <w:br/>
     </w:r>

--- a/klagomål/A 22542-2026 FSC-klagomål.docx
+++ b/klagomål/A 22542-2026 FSC-klagomål.docx
@@ -852,7 +852,7 @@
     <w:r>
       <w:tab/>
       <w:tab/>
-      <w:t>2026-07-28</w:t>
+      <w:t>2026-07-29</w:t>
       <w:br/>
       <w:br/>
     </w:r>

--- a/klagomål/A 22542-2026 FSC-klagomål.docx
+++ b/klagomål/A 22542-2026 FSC-klagomål.docx
@@ -852,7 +852,7 @@
     <w:r>
       <w:tab/>
       <w:tab/>
-      <w:t>2026-07-29</w:t>
+      <w:t>2026-07-30</w:t>
       <w:br/>
       <w:br/>
     </w:r>

--- a/klagomål/A 22542-2026 FSC-klagomål.docx
+++ b/klagomål/A 22542-2026 FSC-klagomål.docx
@@ -852,7 +852,7 @@
     <w:r>
       <w:tab/>
       <w:tab/>
-      <w:t>2026-07-30</w:t>
+      <w:t>2026-07-31</w:t>
       <w:br/>
       <w:br/>
     </w:r>

--- a/klagomål/A 22542-2026 FSC-klagomål.docx
+++ b/klagomål/A 22542-2026 FSC-klagomål.docx
@@ -852,7 +852,7 @@
     <w:r>
       <w:tab/>
       <w:tab/>
-      <w:t>2026-07-31</w:t>
+      <w:t>2026-08-01</w:t>
       <w:br/>
       <w:br/>
     </w:r>

--- a/klagomål/A 22542-2026 FSC-klagomål.docx
+++ b/klagomål/A 22542-2026 FSC-klagomål.docx
@@ -852,7 +852,7 @@
     <w:r>
       <w:tab/>
       <w:tab/>
-      <w:t>2026-08-01</w:t>
+      <w:t>2026-08-02</w:t>
       <w:br/>
       <w:br/>
     </w:r>

--- a/klagomål/A 22542-2026 FSC-klagomål.docx
+++ b/klagomål/A 22542-2026 FSC-klagomål.docx
@@ -852,7 +852,7 @@
     <w:r>
       <w:tab/>
       <w:tab/>
-      <w:t>2026-08-02</w:t>
+      <w:t>2026-08-03</w:t>
       <w:br/>
       <w:br/>
     </w:r>

--- a/klagomål/A 22542-2026 FSC-klagomål.docx
+++ b/klagomål/A 22542-2026 FSC-klagomål.docx
@@ -852,7 +852,7 @@
     <w:r>
       <w:tab/>
       <w:tab/>
-      <w:t>2026-08-03</w:t>
+      <w:t>2026-08-05</w:t>
       <w:br/>
       <w:br/>
     </w:r>

--- a/klagomål/A 22542-2026 FSC-klagomål.docx
+++ b/klagomål/A 22542-2026 FSC-klagomål.docx
@@ -852,7 +852,7 @@
     <w:r>
       <w:tab/>
       <w:tab/>
-      <w:t>2026-08-05</w:t>
+      <w:t>2026-08-07</w:t>
       <w:br/>
       <w:br/>
     </w:r>

--- a/klagomål/A 22542-2026 FSC-klagomål.docx
+++ b/klagomål/A 22542-2026 FSC-klagomål.docx
@@ -852,7 +852,7 @@
     <w:r>
       <w:tab/>
       <w:tab/>
-      <w:t>2026-08-07</w:t>
+      <w:t>2026-08-08</w:t>
       <w:br/>
       <w:br/>
     </w:r>

--- a/klagomål/A 22542-2026 FSC-klagomål.docx
+++ b/klagomål/A 22542-2026 FSC-klagomål.docx
@@ -216,7 +216,7 @@
         <w:spacing w:after="240"/>
       </w:pPr>
       <w:r>
-        <w:t>Figur 1. Fyndplatser för naturvårdsarter i och inom 23 meter från avverkningsanmälan. Markörer utan svart kant är placerade på fyndplatsen. Markörer med svart kant är placerade vid sidan av fyndplatsen har ett svart streck som visar fyndplatsens exakta position. Kartans mittpunktskoordinat är N 6337563, E 555498 i SWEREF 99 TM.</w:t>
+        <w:t>Figur 1. Fyndplatser för naturvårdsarter i och inom 23 meter från avverkningsanmälan. Markörer utan svart kant är placerade på fyndplatsen. Markörer med svart kant är placerade vid sidan av fyndplatsen och har ett svart streck som visar fyndplatsens exakta position. Kartans mittpunktskoordinat är N 6337563, E 555498 i SWEREF 99 TM.</w:t>
       </w:r>
     </w:p>
     <w:p>
@@ -852,7 +852,7 @@
     <w:r>
       <w:tab/>
       <w:tab/>
-      <w:t>2026-08-14</w:t>
+      <w:t>2026-08-15</w:t>
       <w:br/>
       <w:br/>
     </w:r>

--- a/klagomål/A 22542-2026 FSC-klagomål.docx
+++ b/klagomål/A 22542-2026 FSC-klagomål.docx
@@ -852,7 +852,7 @@
     <w:r>
       <w:tab/>
       <w:tab/>
-      <w:t>2026-08-15</w:t>
+      <w:t>2026-08-16</w:t>
       <w:br/>
       <w:br/>
     </w:r>

--- a/klagomål/A 22542-2026 FSC-klagomål.docx
+++ b/klagomål/A 22542-2026 FSC-klagomål.docx
@@ -852,7 +852,7 @@
     <w:r>
       <w:tab/>
       <w:tab/>
-      <w:t>2026-08-16</w:t>
+      <w:t>2026-08-17</w:t>
       <w:br/>
       <w:br/>
     </w:r>

--- a/klagomål/A 22542-2026 FSC-klagomål.docx
+++ b/klagomål/A 22542-2026 FSC-klagomål.docx
@@ -852,7 +852,7 @@
     <w:r>
       <w:tab/>
       <w:tab/>
-      <w:t>2026-08-17</w:t>
+      <w:t>2026-08-18</w:t>
       <w:br/>
       <w:br/>
     </w:r>

--- a/klagomål/A 22542-2026 FSC-klagomål.docx
+++ b/klagomål/A 22542-2026 FSC-klagomål.docx
@@ -852,7 +852,7 @@
     <w:r>
       <w:tab/>
       <w:tab/>
-      <w:t>2026-08-18</w:t>
+      <w:t>2026-08-19</w:t>
       <w:br/>
       <w:br/>
     </w:r>

--- a/klagomål/A 22542-2026 FSC-klagomål.docx
+++ b/klagomål/A 22542-2026 FSC-klagomål.docx
@@ -852,7 +852,7 @@
     <w:r>
       <w:tab/>
       <w:tab/>
-      <w:t>2026-08-19</w:t>
+      <w:t>2026-08-20</w:t>
       <w:br/>
       <w:br/>
     </w:r>

--- a/klagomål/A 22542-2026 FSC-klagomål.docx
+++ b/klagomål/A 22542-2026 FSC-klagomål.docx
@@ -852,7 +852,7 @@
     <w:r>
       <w:tab/>
       <w:tab/>
-      <w:t>2026-08-20</w:t>
+      <w:t>2026-08-21</w:t>
       <w:br/>
       <w:br/>
     </w:r>

--- a/klagomål/A 22542-2026 FSC-klagomål.docx
+++ b/klagomål/A 22542-2026 FSC-klagomål.docx
@@ -852,7 +852,7 @@
     <w:r>
       <w:tab/>
       <w:tab/>
-      <w:t>2026-08-21</w:t>
+      <w:t>2026-08-22</w:t>
       <w:br/>
       <w:br/>
     </w:r>

--- a/klagomål/A 22542-2026 FSC-klagomål.docx
+++ b/klagomål/A 22542-2026 FSC-klagomål.docx
@@ -852,7 +852,7 @@
     <w:r>
       <w:tab/>
       <w:tab/>
-      <w:t>2026-08-22</w:t>
+      <w:t>2026-08-23</w:t>
       <w:br/>
       <w:br/>
     </w:r>

--- a/klagomål/A 22542-2026 FSC-klagomål.docx
+++ b/klagomål/A 22542-2026 FSC-klagomål.docx
@@ -852,7 +852,7 @@
     <w:r>
       <w:tab/>
       <w:tab/>
-      <w:t>2026-08-23</w:t>
+      <w:t>2026-08-24</w:t>
       <w:br/>
       <w:br/>
     </w:r>

--- a/klagomål/A 22542-2026 FSC-klagomål.docx
+++ b/klagomål/A 22542-2026 FSC-klagomål.docx
@@ -852,7 +852,7 @@
     <w:r>
       <w:tab/>
       <w:tab/>
-      <w:t>2026-08-24</w:t>
+      <w:t>2026-08-25</w:t>
       <w:br/>
       <w:br/>
     </w:r>

--- a/klagomål/A 22542-2026 FSC-klagomål.docx
+++ b/klagomål/A 22542-2026 FSC-klagomål.docx
@@ -852,7 +852,7 @@
     <w:r>
       <w:tab/>
       <w:tab/>
-      <w:t>2026-08-25</w:t>
+      <w:t>2026-08-26</w:t>
       <w:br/>
       <w:br/>
     </w:r>

--- a/klagomål/A 22542-2026 FSC-klagomål.docx
+++ b/klagomål/A 22542-2026 FSC-klagomål.docx
@@ -852,7 +852,7 @@
     <w:r>
       <w:tab/>
       <w:tab/>
-      <w:t>2026-08-26</w:t>
+      <w:t>2026-08-27</w:t>
       <w:br/>
       <w:br/>
     </w:r>

--- a/klagomål/A 22542-2026 FSC-klagomål.docx
+++ b/klagomål/A 22542-2026 FSC-klagomål.docx
@@ -852,7 +852,7 @@
     <w:r>
       <w:tab/>
       <w:tab/>
-      <w:t>2026-08-27</w:t>
+      <w:t>2026-08-28</w:t>
       <w:br/>
       <w:br/>
     </w:r>

--- a/klagomål/A 22542-2026 FSC-klagomål.docx
+++ b/klagomål/A 22542-2026 FSC-klagomål.docx
@@ -852,7 +852,7 @@
     <w:r>
       <w:tab/>
       <w:tab/>
-      <w:t>2026-08-28</w:t>
+      <w:t>2026-08-29</w:t>
       <w:br/>
       <w:br/>
     </w:r>

--- a/klagomål/A 22542-2026 FSC-klagomål.docx
+++ b/klagomål/A 22542-2026 FSC-klagomål.docx
@@ -852,7 +852,7 @@
     <w:r>
       <w:tab/>
       <w:tab/>
-      <w:t>2026-08-29</w:t>
+      <w:t>2026-08-31</w:t>
       <w:br/>
       <w:br/>
     </w:r>

--- a/klagomål/A 22542-2026 FSC-klagomål.docx
+++ b/klagomål/A 22542-2026 FSC-klagomål.docx
@@ -852,7 +852,7 @@
     <w:r>
       <w:tab/>
       <w:tab/>
-      <w:t>2026-08-31</w:t>
+      <w:t>2026-09-01</w:t>
       <w:br/>
       <w:br/>
     </w:r>

--- a/klagomål/A 22542-2026 FSC-klagomål.docx
+++ b/klagomål/A 22542-2026 FSC-klagomål.docx
@@ -852,7 +852,7 @@
     <w:r>
       <w:tab/>
       <w:tab/>
-      <w:t>2026-09-01</w:t>
+      <w:t>2026-09-02</w:t>
       <w:br/>
       <w:br/>
     </w:r>

--- a/klagomål/A 22542-2026 FSC-klagomål.docx
+++ b/klagomål/A 22542-2026 FSC-klagomål.docx
@@ -852,7 +852,7 @@
     <w:r>
       <w:tab/>
       <w:tab/>
-      <w:t>2026-09-02</w:t>
+      <w:t>2026-09-03</w:t>
       <w:br/>
       <w:br/>
     </w:r>

--- a/klagomål/A 22542-2026 FSC-klagomål.docx
+++ b/klagomål/A 22542-2026 FSC-klagomål.docx
@@ -852,7 +852,7 @@
     <w:r>
       <w:tab/>
       <w:tab/>
-      <w:t>2026-09-03</w:t>
+      <w:t>2026-09-04</w:t>
       <w:br/>
       <w:br/>
     </w:r>

--- a/klagomål/A 22542-2026 FSC-klagomål.docx
+++ b/klagomål/A 22542-2026 FSC-klagomål.docx
@@ -178,7 +178,7 @@
       <w:r>
         <w:drawing>
           <wp:inline xmlns:a="http://schemas.openxmlformats.org/drawingml/2006/main" xmlns:pic="http://schemas.openxmlformats.org/drawingml/2006/picture">
-            <wp:extent cx="5486400" cy="4781499"/>
+            <wp:extent cx="5486400" cy="4556342"/>
             <wp:docPr id="1" name="Picture 1"/>
             <wp:cNvGraphicFramePr>
               <a:graphicFrameLocks noChangeAspect="1"/>
@@ -199,7 +199,7 @@
                   <pic:spPr>
                     <a:xfrm>
                       <a:off x="0" y="0"/>
-                      <a:ext cx="5486400" cy="4781499"/>
+                      <a:ext cx="5486400" cy="4556342"/>
                     </a:xfrm>
                     <a:prstGeom prst="rect"/>
                   </pic:spPr>
@@ -221,7 +221,7 @@
     </w:p>
     <w:p>
       <w:r>
-        <w:t>I och inom 23 meter från avverkningsanmälan finns fynd av 3 naturvårdsarter, varav 2 är rödlistade, 1 är fridlyst och 1 är typisk (T): svartoxe (EN), talltita (NT, §4) och kärrviol (T). Se Figur 1.</w:t>
+        <w:t>I och inom 23 meter från avverkningsanmälan finns fynd av 9 naturvårdsarter, varav 5 är rödlistade, 1 är fridlyst, 5 är typiska (T) och 2 är signalarter (S): svartoxe (EN), större flatbagge (NT), talltita (NT, §4), ullticka (NT, T), vedtrappmossa (NT, T), björksplintborre (S), bronshjon (S, T), kärrviol (T) och majbräken (T). Se Figur 1.</w:t>
       </w:r>
     </w:p>
     <w:p>
@@ -263,10 +263,141 @@
         <w:rPr>
           <w:b/>
         </w:rPr>
+        <w:t>Större flatbagge</w:t>
+      </w:r>
+      <w:r>
+        <w:rPr>
+          <w:b/>
+          <w:i/>
+        </w:rPr>
+        <w:t xml:space="preserve"> </w:t>
+      </w:r>
+      <w:r>
+        <w:rPr>
+          <w:b/>
+        </w:rPr>
+        <w:t xml:space="preserve">(NT) </w:t>
+      </w:r>
+      <w:r>
+        <w:t>är en skalbagge vars larvutveckling sker i brunrötad ved i högstubbar eller torrträd av både barrträd och lövträd, oftast tall, gran och björk, men även asp, klibbal och gråal. Vedsvampar som skapar lämplig vedröta är klibbticka och björkticka. När skalbaggarna lämnar veden uppstår typiskt stora, ovala flyghål på vedytan, i formen ungefär som ett avrundat myntinkast. De födosöker gärna på undersidan av levande klibbtickor, varvid det uppstår ytliga gnagspår i sporlagret. Arten hotas av bekämpningsaktioner mot den åttatandade barkborren, vilken genom ståndskogsangrepp dödar träd som knappt tio år senare blir mycket lämpliga för stor flatbagge. På många ställen minskar snabbt de bestånd av gammal vårtbjörk som även är viktiga för artens överlevnad. Främst är det viktigt att gammal granskog eller lövbrännor sparas i form av nyckelbiotoper eller reservat. I den brukade skogen är det viktigt att spara stående torrgranar och vårtbjörkar samt att man ej har långa tidsmässiga specialföreskrifter för att eliminera sparande av granbarkborregranar som undanrycker successionsmöjligheter av utvecklingssubstrat för denna och många andra rödlistade arter i hela län. Större flatbagge är rödlistad som nära hotad (NT) på den europeiska rödlistan, vilket medför ett internationellt ansvar för arten (IUCN, 2025; SLU Artdatabanken, 2024).</w:t>
+      </w:r>
+    </w:p>
+    <w:p>
+      <w:r>
+        <w:rPr>
+          <w:b/>
+        </w:rPr>
         <w:t>Talltita (NT, §4)</w:t>
       </w:r>
       <w:r>
         <w:t>, rödlistad som nära hotad och prioriterad art i Skogsvårdslagen, har häckningsrevir i anmälan. Arten har minskat kraftigt de senaste 30 åren och minskningstakten innevarande 10-årsperiod beräknas till 20 (10–30) %. Talltitan är synnerligen trogen sitt cirka 15 hektar stora revir och är beroende av flerskiktade olikåldriga skogar för att kunna föda upp sina ungar. Talltitan försvinner om dess livsmiljö kalavverkas (Eggers &amp; Low, 2014; Ekman, 1979; Griesser et al, 2007; Klein, 2020; Siffczyk et al, 2003; SLU Artdatabanken, 2021).</w:t>
+      </w:r>
+    </w:p>
+    <w:p>
+      <w:r>
+        <w:rPr>
+          <w:b/>
+        </w:rPr>
+        <w:t>Ullticka (NT)</w:t>
+      </w:r>
+      <w:r>
+        <w:t xml:space="preserve"> är knuten till restbestånd av barrnaturskog och förekommer med ett tydligt optimum i orörda eller måttligt påverkade gamla granskogar där det föreligger viss kontinuitet av grov död ved. Ullticka är en bra signalart inom hela sitt utbredningsområde och i södra Sverige är den sällsynt och en god signalart för skyddsvärda granskogsmiljöer. Den hotas av avverkning och fragmentering av naturskog och äldre granskog med lång trädkontinuitet. På ullticka kan ibland ulltickeporing (VU) påträffas - det är en sällsynt ticka som nyligen delats upp i de tre olika arterna ulltickeporing </w:t>
+      </w:r>
+      <w:r>
+        <w:rPr>
+          <w:i/>
+        </w:rPr>
+        <w:t xml:space="preserve">Skeletocutis brevispora </w:t>
+      </w:r>
+      <w:r>
+        <w:t>(VU)</w:t>
+      </w:r>
+      <w:r>
+        <w:rPr>
+          <w:i/>
+        </w:rPr>
+        <w:t>, Skeletocutis delicata</w:t>
+      </w:r>
+      <w:r>
+        <w:t xml:space="preserve"> (VU)</w:t>
+      </w:r>
+      <w:r>
+        <w:rPr>
+          <w:i/>
+        </w:rPr>
+        <w:t xml:space="preserve"> och Skeletocutis exilis</w:t>
+      </w:r>
+      <w:r>
+        <w:t xml:space="preserve"> (NT). Ullticka är typisk art för </w:t>
+      </w:r>
+      <w:r>
+        <w:rPr>
+          <w:i/>
+        </w:rPr>
+        <w:t xml:space="preserve">9010 Taiga, 9050 Näringsrik granskog </w:t>
+      </w:r>
+      <w:r>
+        <w:t xml:space="preserve">och </w:t>
+      </w:r>
+      <w:r>
+        <w:rPr>
+          <w:i/>
+        </w:rPr>
+        <w:t>9030 Landhöjningsskog</w:t>
+      </w:r>
+      <w:r>
+        <w:t xml:space="preserve"> (SLU Artdatabanken, 2026; Nitare &amp; Skogsstyrelsen, 2019; Miettinen &amp; Niemelä, 2018).</w:t>
+      </w:r>
+    </w:p>
+    <w:p>
+      <w:r>
+        <w:rPr>
+          <w:b/>
+        </w:rPr>
+        <w:t xml:space="preserve">Vedtrappmossa (NT) </w:t>
+      </w:r>
+      <w:r>
+        <w:t xml:space="preserve">växer på död ved, främst i gammal granskog. Den förekommer knappast alls i fjällnära barrskogar utan finns i skogslandskapet nedom fjällen och framför allt i landets södra delar är den en mycket bra signalart för barrnaturskog med höga naturvärden. Skogsavverkning och brist på grov död ved i skogen är de allvarligaste hoten och den överlever inte kalhyggesbruk. Lokaler med sluten granskog, tillräckligt stora för att säkerställa ett kontinuerligt tillskott på grova lågor, bör undantas från storskaligt skogsbruk. Vedtrappmossa är typisk art för </w:t>
+      </w:r>
+      <w:r>
+        <w:rPr>
+          <w:i/>
+        </w:rPr>
+        <w:t>9010 Taiga</w:t>
+      </w:r>
+      <w:r>
+        <w:t xml:space="preserve"> (SLU Artdatabanken, 2024).</w:t>
+      </w:r>
+    </w:p>
+    <w:p>
+      <w:r>
+        <w:rPr>
+          <w:b/>
+        </w:rPr>
+        <w:t xml:space="preserve">Björksplintborre </w:t>
+      </w:r>
+      <w:r>
+        <w:t>är en skalbagge vars larvutveckling sker i bark på nyligen döda björkar, både stående träd och vindfällen. En prydlig rad med runda ventilationshål i barken ovanför modergången är synnerligen karaktäristiskt. Arten är knuten till lövrika blandskogar med en hög andel gamla träd, och starkt gynnad av naturliga störningar som torka, översvämningar, brand och stormfällningar. Talrika gnagspår kan tyda på biotoper med höga naturvärden, exempelvis för ovanliga hackspettar och andra, mer sällsynta vedinsekter. Larverna är omtyckt hackspettsföda (SLU Artdatabanken, 2025).</w:t>
+      </w:r>
+    </w:p>
+    <w:p>
+      <w:r>
+        <w:rPr>
+          <w:b/>
+        </w:rPr>
+        <w:t>Bronshjon</w:t>
+      </w:r>
+      <w:r>
+        <w:t xml:space="preserve"> är en skalbagge vars larvutveckling sker under grov bark på stammar av döda eller döende barrträd, främst gran, i mindre omfattning tall. Arten är knuten till äldre, naturskogslik granskog med inslag av torkande träd. Bronshjon är typisk art för </w:t>
+      </w:r>
+      <w:r>
+        <w:rPr>
+          <w:i/>
+        </w:rPr>
+        <w:t>9010 Taiga</w:t>
+      </w:r>
+      <w:r>
+        <w:t xml:space="preserve"> (SLU Artdatabanken, 2025).</w:t>
       </w:r>
     </w:p>
     <w:p>
@@ -293,6 +424,35 @@
           <w:i/>
         </w:rPr>
         <w:t xml:space="preserve"> 6450 Svämängar </w:t>
+      </w:r>
+      <w:r>
+        <w:t>(SLU Artdatabanken, 2025).</w:t>
+      </w:r>
+    </w:p>
+    <w:p>
+      <w:r>
+        <w:rPr>
+          <w:b/>
+        </w:rPr>
+        <w:t xml:space="preserve">Majbräken </w:t>
+      </w:r>
+      <w:r>
+        <w:t xml:space="preserve">är typisk art för </w:t>
+      </w:r>
+      <w:r>
+        <w:rPr>
+          <w:i/>
+        </w:rPr>
+        <w:t xml:space="preserve">9050 Näringsrik granskog </w:t>
+      </w:r>
+      <w:r>
+        <w:t>och</w:t>
+      </w:r>
+      <w:r>
+        <w:rPr>
+          <w:i/>
+        </w:rPr>
+        <w:t xml:space="preserve"> 9750 Svämlövskog </w:t>
       </w:r>
       <w:r>
         <w:t>(SLU Artdatabanken, 2025).</w:t>
@@ -404,7 +564,7 @@
         <w:rPr>
           <w:i/>
         </w:rPr>
-        <w:t>I det avverkningsanmälda skogsområdet har 3 naturvårdsarter varav 2 rödlistade arter sina livsmiljöer och växtplatser.</w:t>
+        <w:t>I det avverkningsanmälda skogsområdet har 9 naturvårdsarter varav 5 rödlistade arter sina livsmiljöer och växtplatser.</w:t>
       </w:r>
     </w:p>
     <w:p>
@@ -852,7 +1012,7 @@
     <w:r>
       <w:tab/>
       <w:tab/>
-      <w:t>2026-09-04</w:t>
+      <w:t>2026-09-05</w:t>
       <w:br/>
       <w:br/>
     </w:r>

--- a/klagomål/A 22542-2026 FSC-klagomål.docx
+++ b/klagomål/A 22542-2026 FSC-klagomål.docx
@@ -1012,7 +1012,7 @@
     <w:r>
       <w:tab/>
       <w:tab/>
-      <w:t>2026-09-05</w:t>
+      <w:t>2026-09-06</w:t>
       <w:br/>
       <w:br/>
     </w:r>

--- a/klagomål/A 22542-2026 FSC-klagomål.docx
+++ b/klagomål/A 22542-2026 FSC-klagomål.docx
@@ -1012,7 +1012,7 @@
     <w:r>
       <w:tab/>
       <w:tab/>
-      <w:t>2026-09-06</w:t>
+      <w:t>2026-09-07</w:t>
       <w:br/>
       <w:br/>
     </w:r>

--- a/klagomål/A 22542-2026 FSC-klagomål.docx
+++ b/klagomål/A 22542-2026 FSC-klagomål.docx
@@ -1012,7 +1012,7 @@
     <w:r>
       <w:tab/>
       <w:tab/>
-      <w:t>2026-09-07</w:t>
+      <w:t>2026-09-08</w:t>
       <w:br/>
       <w:br/>
     </w:r>

--- a/klagomål/A 22542-2026 FSC-klagomål.docx
+++ b/klagomål/A 22542-2026 FSC-klagomål.docx
@@ -1012,7 +1012,7 @@
     <w:r>
       <w:tab/>
       <w:tab/>
-      <w:t>2026-09-08</w:t>
+      <w:t>2026-09-09</w:t>
       <w:br/>
       <w:br/>
     </w:r>

--- a/klagomål/A 22542-2026 FSC-klagomål.docx
+++ b/klagomål/A 22542-2026 FSC-klagomål.docx
@@ -1012,7 +1012,7 @@
     <w:r>
       <w:tab/>
       <w:tab/>
-      <w:t>2026-09-09</w:t>
+      <w:t>2026-09-10</w:t>
       <w:br/>
       <w:br/>
     </w:r>

--- a/klagomål/A 22542-2026 FSC-klagomål.docx
+++ b/klagomål/A 22542-2026 FSC-klagomål.docx
@@ -1012,7 +1012,7 @@
     <w:r>
       <w:tab/>
       <w:tab/>
-      <w:t>2026-09-10</w:t>
+      <w:t>2026-09-11</w:t>
       <w:br/>
       <w:br/>
     </w:r>

--- a/klagomål/A 22542-2026 FSC-klagomål.docx
+++ b/klagomål/A 22542-2026 FSC-klagomål.docx
@@ -1012,7 +1012,7 @@
     <w:r>
       <w:tab/>
       <w:tab/>
-      <w:t>2026-09-11</w:t>
+      <w:t>2026-09-12</w:t>
       <w:br/>
       <w:br/>
     </w:r>

--- a/klagomål/A 22542-2026 FSC-klagomål.docx
+++ b/klagomål/A 22542-2026 FSC-klagomål.docx
@@ -1012,7 +1012,7 @@
     <w:r>
       <w:tab/>
       <w:tab/>
-      <w:t>2026-09-12</w:t>
+      <w:t>2026-09-13</w:t>
       <w:br/>
       <w:br/>
     </w:r>
